--- a/docs/Zarban-Technical-Handover.docx
+++ b/docs/Zarban-Technical-Handover.docx
@@ -129,7 +129,7 @@
         </w:rPr>
         <w:t xml:space="preserve">Live system:  </w:t>
       </w:r>
-      <w:hyperlink w:history="1" r:id="rIdturzlgamqzbicooroerta">
+      <w:hyperlink w:history="1" r:id="rIduzsjguy4t7l32hjwnokoq">
         <w:r>
           <w:rPr>
             <w:color w:val="4F46E5"/>
@@ -153,7 +153,7 @@
         </w:rPr>
         <w:t xml:space="preserve">Repository:  </w:t>
       </w:r>
-      <w:hyperlink w:history="1" r:id="rIdjiff307mx0__tg8takuso">
+      <w:hyperlink w:history="1" r:id="rIdghxkeeyfcq024-s1huau7">
         <w:r>
           <w:rPr>
             <w:color w:val="4F46E5"/>
@@ -369,6 +369,97 @@
       </w:r>
       <w:r>
         <w:t xml:space="preserve">manages the question bank, curriculum, staff accounts, system health, and — via a bespoke Database manager — the entire database.</w:t>
+      </w:r>
+    </w:p>
+    <w:tbl>
+      <w:tblPr>
+        <w:tblW w:type="dxa" w:w="9026"/>
+        <w:tblBorders>
+          <w:top w:val="single" w:color="D9DCEA" w:sz="4"/>
+          <w:left w:val="single" w:color="D9DCEA" w:sz="4"/>
+          <w:bottom w:val="single" w:color="D9DCEA" w:sz="4"/>
+          <w:right w:val="single" w:color="D9DCEA" w:sz="4"/>
+          <w:insideH w:val="single" w:color="D9DCEA" w:sz="4"/>
+          <w:insideV w:val="single" w:color="D9DCEA" w:sz="4"/>
+        </w:tblBorders>
+      </w:tblPr>
+      <w:tblGrid>
+        <w:gridCol w:w="9026"/>
+      </w:tblGrid>
+      <w:tr>
+        <w:tc>
+          <w:tcPr>
+            <w:tcW w:type="dxa" w:w="9026"/>
+            <w:tcMar>
+              <w:top w:type="dxa" w:w="60"/>
+              <w:left w:type="dxa" w:w="60"/>
+              <w:bottom w:type="dxa" w:w="60"/>
+              <w:right w:type="dxa" w:w="60"/>
+            </w:tcMar>
+          </w:tcPr>
+          <w:p>
+            <w:pPr>
+              <w:spacing w:after="0"/>
+              <w:jc w:val="center"/>
+            </w:pPr>
+            <w:r>
+              <w:drawing>
+                <wp:inline distT="0" distB="0" distL="0" distR="0">
+                  <wp:extent cx="5600700" cy="3505200"/>
+                  <wp:effectExtent t="0" r="0" b="0" l="0"/>
+                  <wp:docPr id="1" name="" descr="" title=""/>
+                  <wp:cNvGraphicFramePr>
+                    <a:graphicFrameLocks xmlns:a="http://schemas.openxmlformats.org/drawingml/2006/main" noChangeAspect="1"/>
+                  </wp:cNvGraphicFramePr>
+                  <a:graphic xmlns:a="http://schemas.openxmlformats.org/drawingml/2006/main">
+                    <a:graphicData uri="http://schemas.openxmlformats.org/drawingml/2006/picture">
+                      <pic:pic xmlns:pic="http://schemas.openxmlformats.org/drawingml/2006/picture">
+                        <pic:nvPicPr>
+                          <pic:cNvPr id="0" name="" descr=""/>
+                          <pic:cNvPicPr>
+                            <a:picLocks noChangeAspect="1" noChangeArrowheads="1"/>
+                          </pic:cNvPicPr>
+                        </pic:nvPicPr>
+                        <pic:blipFill>
+                          <a:blip r:embed="rId7" cstate="none"/>
+                          <a:srcRect/>
+                          <a:stretch>
+                            <a:fillRect/>
+                          </a:stretch>
+                        </pic:blipFill>
+                        <pic:spPr bwMode="auto">
+                          <a:xfrm>
+                            <a:off x="0" y="0"/>
+                            <a:ext cx="5600700" cy="3505200"/>
+                          </a:xfrm>
+                          <a:prstGeom prst="rect">
+                            <a:avLst/>
+                          </a:prstGeom>
+                        </pic:spPr>
+                      </pic:pic>
+                    </a:graphicData>
+                  </a:graphic>
+                </wp:inline>
+              </w:drawing>
+            </w:r>
+          </w:p>
+        </w:tc>
+      </w:tr>
+    </w:tbl>
+    <w:p>
+      <w:pPr>
+        <w:spacing w:after="200" w:before="40"/>
+        <w:jc w:val="center"/>
+      </w:pPr>
+      <w:r>
+        <w:rPr>
+          <w:i/>
+          <w:iCs/>
+          <w:color w:val="5A6178"/>
+          <w:sz w:val="18"/>
+          <w:szCs w:val="18"/>
+        </w:rPr>
+        <w:t xml:space="preserve">Figure 1 — The student landing page (/), with the assessment start card and class 5–10 selector.</w:t>
       </w:r>
     </w:p>
     <w:p>
@@ -1329,60 +1420,6 @@
         <w:t xml:space="preserve">Wrote the end-to-end test harness.</w:t>
       </w:r>
     </w:p>
-    <w:tbl>
-      <w:tblPr>
-        <w:tblW w:type="dxa" w:w="9026"/>
-        <w:tblBorders>
-          <w:top w:val="none" w:color="FFFFFF" w:sz="0"/>
-          <w:left w:val="none" w:color="FFFFFF" w:sz="0"/>
-          <w:bottom w:val="none" w:color="FFFFFF" w:sz="0"/>
-          <w:right w:val="none" w:color="FFFFFF" w:sz="0"/>
-          <w:insideH w:val="none" w:color="FFFFFF" w:sz="0"/>
-          <w:insideV w:val="none" w:color="FFFFFF" w:sz="0"/>
-        </w:tblBorders>
-      </w:tblPr>
-      <w:tblGrid>
-        <w:gridCol w:w="9026"/>
-      </w:tblGrid>
-      <w:tr>
-        <w:tc>
-          <w:tcPr>
-            <w:tcW w:type="dxa" w:w="9026"/>
-            <w:shd w:fill="E9FBF0" w:val="clear"/>
-            <w:tcMar>
-              <w:top w:type="dxa" w:w="90"/>
-              <w:left w:type="dxa" w:w="160"/>
-              <w:bottom w:type="dxa" w:w="90"/>
-              <w:right w:type="dxa" w:w="160"/>
-            </w:tcMar>
-          </w:tcPr>
-          <w:p>
-            <w:pPr>
-              <w:spacing w:after="0" w:line="264"/>
-            </w:pPr>
-            <w:r>
-              <w:rPr>
-                <w:b/>
-                <w:bCs/>
-                <w:caps/>
-                <w:color w:val="047857"/>
-                <w:sz w:val="18"/>
-                <w:szCs w:val="18"/>
-              </w:rPr>
-              <w:t xml:space="preserve">📷 Insert screenshot — Landing page  </w:t>
-            </w:r>
-            <w:r>
-              <w:rPr>
-                <w:color w:val="1B2138"/>
-                <w:sz w:val="20"/>
-                <w:szCs w:val="20"/>
-              </w:rPr>
-              <w:t xml:space="preserve">The student landing page (/), showing the hero “Find out exactly where your math stands” and the “Start your assessment” card with the class 5–10 selector.</w:t>
-            </w:r>
-          </w:p>
-        </w:tc>
-      </w:tr>
-    </w:tbl>
     <w:p>
       <w:r>
         <w:br w:type="page"/>
@@ -1806,7 +1843,7 @@
                 <w:sz w:val="18"/>
                 <w:szCs w:val="18"/>
               </w:rPr>
-              <w:t xml:space="preserve">📷 Insert screenshot — Repo file tree  </w:t>
+              <w:t xml:space="preserve">📷 Capture — Repo file tree  </w:t>
             </w:r>
             <w:r>
               <w:rPr>
@@ -1977,7 +2014,7 @@
         <w:t xml:space="preserve">@@index([gradeLevel, difficultyBand])</w:t>
       </w:r>
       <w:r>
-        <w:t xml:space="preserve"> — these back the fetcher’s exact-cell and fallback lookups; </w:t>
+        <w:t xml:space="preserve">; </w:t>
       </w:r>
       <w:r>
         <w:rPr>
@@ -2086,7 +2123,7 @@
         <w:t xml:space="preserve">.wrangler/state/v3/d1/miniflare-D1DatabaseObject/*.sqlite</w:t>
       </w:r>
       <w:r>
-        <w:t xml:space="preserve"> via a node:sqlite script (so npm run dev sees the new schema).</w:t>
+        <w:t xml:space="preserve"> via a node:sqlite script.</w:t>
       </w:r>
     </w:p>
     <w:p>
@@ -2196,7 +2233,7 @@
                 <w:sz w:val="20"/>
                 <w:szCs w:val="20"/>
               </w:rPr>
-              <w:t xml:space="preserve">Running raw SQL through node -e mangles double-quoted SQL identifiers into JS strings. Fix: all ad-hoc SQL runs via heredoc .mjs files with single-quoted SQL, never inline node -e.</w:t>
+              <w:t xml:space="preserve">Running raw SQL through node -e mangles double-quoted SQL identifiers into JS strings. Fix: all ad-hoc SQL runs via heredoc .mjs files with single-quoted SQL.</w:t>
             </w:r>
           </w:p>
         </w:tc>
@@ -2242,7 +2279,7 @@
                 <w:sz w:val="18"/>
                 <w:szCs w:val="18"/>
               </w:rPr>
-              <w:t xml:space="preserve">📷 Insert screenshot — prisma/schema.prisma  </w:t>
+              <w:t xml:space="preserve">📷 Capture — prisma/schema.prisma  </w:t>
             </w:r>
             <w:r>
               <w:rPr>
@@ -2296,7 +2333,7 @@
                 <w:sz w:val="18"/>
                 <w:szCs w:val="18"/>
               </w:rPr>
-              <w:t xml:space="preserve">🎥 Insert screen recording — The migration pipeline  </w:t>
+              <w:t xml:space="preserve">🎥 Screen recording — The migration pipeline  </w:t>
             </w:r>
             <w:r>
               <w:rPr>
@@ -2304,7 +2341,7 @@
                 <w:sz w:val="20"/>
                 <w:szCs w:val="20"/>
               </w:rPr>
-              <w:t xml:space="preserve">Terminal running db:push → the sqlite-apply script → export-d1-migration.py, ending with git diff of the regenerated migration. ~40s. Proves the pipeline is deterministic.</w:t>
+              <w:t xml:space="preserve">Terminal running db:push → the sqlite-apply script → export-d1-migration.py, ending with git diff of the regenerated migration. ~40s.</w:t>
             </w:r>
           </w:p>
         </w:tc>
@@ -2850,6 +2887,97 @@
       <w:tblPr>
         <w:tblW w:type="dxa" w:w="9026"/>
         <w:tblBorders>
+          <w:top w:val="single" w:color="D9DCEA" w:sz="4"/>
+          <w:left w:val="single" w:color="D9DCEA" w:sz="4"/>
+          <w:bottom w:val="single" w:color="D9DCEA" w:sz="4"/>
+          <w:right w:val="single" w:color="D9DCEA" w:sz="4"/>
+          <w:insideH w:val="single" w:color="D9DCEA" w:sz="4"/>
+          <w:insideV w:val="single" w:color="D9DCEA" w:sz="4"/>
+        </w:tblBorders>
+      </w:tblPr>
+      <w:tblGrid>
+        <w:gridCol w:w="9026"/>
+      </w:tblGrid>
+      <w:tr>
+        <w:tc>
+          <w:tcPr>
+            <w:tcW w:type="dxa" w:w="9026"/>
+            <w:tcMar>
+              <w:top w:type="dxa" w:w="60"/>
+              <w:left w:type="dxa" w:w="60"/>
+              <w:bottom w:type="dxa" w:w="60"/>
+              <w:right w:type="dxa" w:w="60"/>
+            </w:tcMar>
+          </w:tcPr>
+          <w:p>
+            <w:pPr>
+              <w:spacing w:after="0"/>
+              <w:jc w:val="center"/>
+            </w:pPr>
+            <w:r>
+              <w:drawing>
+                <wp:inline distT="0" distB="0" distL="0" distR="0">
+                  <wp:extent cx="5600700" cy="5133975"/>
+                  <wp:effectExtent t="0" r="0" b="0" l="0"/>
+                  <wp:docPr id="1" name="" descr="" title=""/>
+                  <wp:cNvGraphicFramePr>
+                    <a:graphicFrameLocks xmlns:a="http://schemas.openxmlformats.org/drawingml/2006/main" noChangeAspect="1"/>
+                  </wp:cNvGraphicFramePr>
+                  <a:graphic xmlns:a="http://schemas.openxmlformats.org/drawingml/2006/main">
+                    <a:graphicData uri="http://schemas.openxmlformats.org/drawingml/2006/picture">
+                      <pic:pic xmlns:pic="http://schemas.openxmlformats.org/drawingml/2006/picture">
+                        <pic:nvPicPr>
+                          <pic:cNvPr id="0" name="" descr=""/>
+                          <pic:cNvPicPr>
+                            <a:picLocks noChangeAspect="1" noChangeArrowheads="1"/>
+                          </pic:cNvPicPr>
+                        </pic:nvPicPr>
+                        <pic:blipFill>
+                          <a:blip r:embed="rId8" cstate="none"/>
+                          <a:srcRect/>
+                          <a:stretch>
+                            <a:fillRect/>
+                          </a:stretch>
+                        </pic:blipFill>
+                        <pic:spPr bwMode="auto">
+                          <a:xfrm>
+                            <a:off x="0" y="0"/>
+                            <a:ext cx="5600700" cy="5133975"/>
+                          </a:xfrm>
+                          <a:prstGeom prst="rect">
+                            <a:avLst/>
+                          </a:prstGeom>
+                        </pic:spPr>
+                      </pic:pic>
+                    </a:graphicData>
+                  </a:graphic>
+                </wp:inline>
+              </w:drawing>
+            </w:r>
+          </w:p>
+        </w:tc>
+      </w:tr>
+    </w:tbl>
+    <w:p>
+      <w:pPr>
+        <w:spacing w:after="200" w:before="40"/>
+        <w:jc w:val="center"/>
+      </w:pPr>
+      <w:r>
+        <w:rPr>
+          <w:i/>
+          <w:iCs/>
+          <w:color w:val="5A6178"/>
+          <w:sz w:val="18"/>
+          <w:szCs w:val="18"/>
+        </w:rPr>
+        <w:t xml:space="preserve">Figure 2 — Detailed analysis (/report/&lt;id&gt;/analysis): the θ ability journey, the adaptive-path grid (with twin-probe, lucky-guess and rushed markers), and time per question.</w:t>
+      </w:r>
+    </w:p>
+    <w:tbl>
+      <w:tblPr>
+        <w:tblW w:type="dxa" w:w="9026"/>
+        <w:tblBorders>
           <w:top w:val="none" w:color="FFFFFF" w:sz="0"/>
           <w:left w:val="none" w:color="FFFFFF" w:sz="0"/>
           <w:bottom w:val="none" w:color="FFFFFF" w:sz="0"/>
@@ -2886,7 +3014,7 @@
                 <w:sz w:val="18"/>
                 <w:szCs w:val="18"/>
               </w:rPr>
-              <w:t xml:space="preserve">🎥 Insert screen recording — The adaptive path  </w:t>
+              <w:t xml:space="preserve">🎥 Screen recording — The adaptive path  </w:t>
             </w:r>
             <w:r>
               <w:rPr>
@@ -2894,7 +3022,493 @@
                 <w:sz w:val="20"/>
                 <w:szCs w:val="20"/>
               </w:rPr>
-              <w:t xml:space="preserve">Open /report/&lt;id&gt;/analysis. Pan the “Adaptive Path” grid while narrating one escalation (streak → harder) and one regression (fail streak → prerequisite, one grade down). The single best proof the engine is genuinely adaptive, not random.</w:t>
+              <w:t xml:space="preserve">Pan the “Adaptive Path” grid while narrating one escalation (streak → harder) and one regression (fail streak → prerequisite, one grade down). The single best proof the engine is genuinely adaptive.</w:t>
+            </w:r>
+          </w:p>
+        </w:tc>
+      </w:tr>
+    </w:tbl>
+    <w:p>
+      <w:r>
+        <w:br w:type="page"/>
+      </w:r>
+    </w:p>
+    <w:p>
+      <w:pPr>
+        <w:pStyle w:val="Heading1"/>
+        <w:spacing w:after="140" w:before="320"/>
+      </w:pPr>
+      <w:r>
+        <w:rPr>
+          <w:b/>
+          <w:bCs/>
+          <w:color w:val="4F46E5"/>
+          <w:sz w:val="30"/>
+          <w:szCs w:val="30"/>
+        </w:rPr>
+        <w:t xml:space="preserve">Phase 3 — The Question Bank (Generation &amp; QA Gate)</w:t>
+      </w:r>
+    </w:p>
+    <w:tbl>
+      <w:tblPr>
+        <w:tblW w:type="dxa" w:w="9026"/>
+        <w:tblBorders>
+          <w:top w:val="none" w:color="FFFFFF" w:sz="0"/>
+          <w:left w:val="none" w:color="FFFFFF" w:sz="0"/>
+          <w:bottom w:val="none" w:color="FFFFFF" w:sz="0"/>
+          <w:right w:val="none" w:color="FFFFFF" w:sz="0"/>
+          <w:insideH w:val="none" w:color="FFFFFF" w:sz="0"/>
+          <w:insideV w:val="none" w:color="FFFFFF" w:sz="0"/>
+        </w:tblBorders>
+      </w:tblPr>
+      <w:tblGrid>
+        <w:gridCol w:w="9026"/>
+      </w:tblGrid>
+      <w:tr>
+        <w:tc>
+          <w:tcPr>
+            <w:tcW w:type="dxa" w:w="9026"/>
+            <w:shd w:fill="EEF0FE" w:val="clear"/>
+            <w:tcMar>
+              <w:top w:type="dxa" w:w="90"/>
+              <w:left w:type="dxa" w:w="160"/>
+              <w:bottom w:type="dxa" w:w="90"/>
+              <w:right w:type="dxa" w:w="160"/>
+            </w:tcMar>
+          </w:tcPr>
+          <w:p>
+            <w:pPr>
+              <w:spacing w:after="0" w:line="264"/>
+            </w:pPr>
+            <w:r>
+              <w:rPr>
+                <w:b/>
+                <w:bCs/>
+                <w:caps/>
+                <w:color w:val="7C3AED"/>
+                <w:sz w:val="18"/>
+                <w:szCs w:val="18"/>
+              </w:rPr>
+              <w:t xml:space="preserve">Reasoning  </w:t>
+            </w:r>
+            <w:r>
+              <w:rPr>
+                <w:color w:val="1B2138"/>
+                <w:sz w:val="20"/>
+                <w:szCs w:val="20"/>
+              </w:rPr>
+              <w:t xml:space="preserve">A credible diagnostic needs hundreds of calibrated, trap-annotated items. Hand-authoring is infeasible; a parametric generator with an automated quality gate was built instead.</w:t>
+            </w:r>
+          </w:p>
+        </w:tc>
+      </w:tr>
+    </w:tbl>
+    <w:p>
+      <w:pPr>
+        <w:spacing w:after="60"/>
+      </w:pPr>
+      <w:r>
+        <w:rPr>
+          <w:sz w:val="8"/>
+          <w:szCs w:val="8"/>
+        </w:rPr>
+        <w:t xml:space="preserve"/>
+      </w:r>
+    </w:p>
+    <w:p>
+      <w:pPr>
+        <w:pStyle w:val="ListParagraph"/>
+        <w:numPr>
+          <w:ilvl w:val="0"/>
+          <w:numId w:val="2"/>
+        </w:numPr>
+        <w:spacing w:after="60" w:line="264"/>
+      </w:pPr>
+      <w:r>
+        <w:rPr>
+          <w:rFonts w:ascii="Consolas" w:cs="Consolas" w:eastAsia="Consolas" w:hAnsi="Consolas"/>
+          <w:color w:val="334155"/>
+          <w:sz w:val="19"/>
+          <w:szCs w:val="19"/>
+        </w:rPr>
+        <w:t xml:space="preserve">scripts/generate-workbook.ts</w:t>
+      </w:r>
+      <w:r>
+        <w:t xml:space="preserve"> + </w:t>
+      </w:r>
+      <w:r>
+        <w:rPr>
+          <w:rFonts w:ascii="Consolas" w:cs="Consolas" w:eastAsia="Consolas" w:hAnsi="Consolas"/>
+          <w:color w:val="334155"/>
+          <w:sz w:val="19"/>
+          <w:szCs w:val="19"/>
+        </w:rPr>
+        <w:t xml:space="preserve">scripts/workbook/builders.ts</w:t>
+      </w:r>
+      <w:r>
+        <w:t xml:space="preserve"> — parametric templates emit questions per {skill, grade, band} with IRT parameters, distractors and traps; a PLAN controls counts per band, a retry budget guarantees coverage.</w:t>
+      </w:r>
+    </w:p>
+    <w:p>
+      <w:pPr>
+        <w:pStyle w:val="ListParagraph"/>
+        <w:numPr>
+          <w:ilvl w:val="0"/>
+          <w:numId w:val="2"/>
+        </w:numPr>
+        <w:spacing w:after="60" w:line="264"/>
+      </w:pPr>
+      <w:r>
+        <w:rPr>
+          <w:rFonts w:ascii="Consolas" w:cs="Consolas" w:eastAsia="Consolas" w:hAnsi="Consolas"/>
+          <w:color w:val="334155"/>
+          <w:sz w:val="19"/>
+          <w:szCs w:val="19"/>
+        </w:rPr>
+        <w:t xml:space="preserve">scripts/verify-workbook.ts</w:t>
+      </w:r>
+      <w:r>
+        <w:t xml:space="preserve"> — the QA gate: rejects the workbook if any item lacks a correct option, traps, or valid IRT params.</w:t>
+      </w:r>
+    </w:p>
+    <w:p>
+      <w:pPr>
+        <w:pStyle w:val="ListParagraph"/>
+        <w:numPr>
+          <w:ilvl w:val="0"/>
+          <w:numId w:val="2"/>
+        </w:numPr>
+        <w:spacing w:after="60" w:line="264"/>
+      </w:pPr>
+      <w:r>
+        <w:rPr>
+          <w:rFonts w:ascii="Consolas" w:cs="Consolas" w:eastAsia="Consolas" w:hAnsi="Consolas"/>
+          <w:color w:val="334155"/>
+          <w:sz w:val="19"/>
+          <w:szCs w:val="19"/>
+        </w:rPr>
+        <w:t xml:space="preserve">scripts/seed-devdb.ts</w:t>
+      </w:r>
+      <w:r>
+        <w:t xml:space="preserve"> + </w:t>
+      </w:r>
+      <w:r>
+        <w:rPr>
+          <w:rFonts w:ascii="Consolas" w:cs="Consolas" w:eastAsia="Consolas" w:hAnsi="Consolas"/>
+          <w:color w:val="334155"/>
+          <w:sz w:val="19"/>
+          <w:szCs w:val="19"/>
+        </w:rPr>
+        <w:t xml:space="preserve">scripts/seed-curriculum.ts</w:t>
+      </w:r>
+      <w:r>
+        <w:t xml:space="preserve"> — load the workbook, the NCERT curriculum, staff accounts, and settings.</w:t>
+      </w:r>
+    </w:p>
+    <w:p>
+      <w:pPr>
+        <w:pStyle w:val="ListParagraph"/>
+        <w:numPr>
+          <w:ilvl w:val="0"/>
+          <w:numId w:val="2"/>
+        </w:numPr>
+        <w:spacing w:after="60" w:line="264"/>
+      </w:pPr>
+      <w:r>
+        <w:rPr>
+          <w:b/>
+          <w:bCs/>
+        </w:rPr>
+        <w:t xml:space="preserve">Output: </w:t>
+      </w:r>
+      <w:r>
+        <w:t xml:space="preserve">911 QA-passed items across the grade/skill/band matrix.</w:t>
+      </w:r>
+    </w:p>
+    <w:tbl>
+      <w:tblPr>
+        <w:tblW w:type="dxa" w:w="9026"/>
+        <w:tblBorders>
+          <w:top w:val="none" w:color="FFFFFF" w:sz="0"/>
+          <w:left w:val="none" w:color="FFFFFF" w:sz="0"/>
+          <w:bottom w:val="none" w:color="FFFFFF" w:sz="0"/>
+          <w:right w:val="none" w:color="FFFFFF" w:sz="0"/>
+          <w:insideH w:val="none" w:color="FFFFFF" w:sz="0"/>
+          <w:insideV w:val="none" w:color="FFFFFF" w:sz="0"/>
+        </w:tblBorders>
+      </w:tblPr>
+      <w:tblGrid>
+        <w:gridCol w:w="9026"/>
+      </w:tblGrid>
+      <w:tr>
+        <w:tc>
+          <w:tcPr>
+            <w:tcW w:type="dxa" w:w="9026"/>
+            <w:shd w:fill="FFF4E5" w:val="clear"/>
+            <w:tcMar>
+              <w:top w:type="dxa" w:w="90"/>
+              <w:left w:type="dxa" w:w="160"/>
+              <w:bottom w:type="dxa" w:w="90"/>
+              <w:right w:type="dxa" w:w="160"/>
+            </w:tcMar>
+          </w:tcPr>
+          <w:p>
+            <w:pPr>
+              <w:spacing w:after="0" w:line="264"/>
+            </w:pPr>
+            <w:r>
+              <w:rPr>
+                <w:b/>
+                <w:bCs/>
+                <w:caps/>
+                <w:color w:val="B45309"/>
+                <w:sz w:val="18"/>
+                <w:szCs w:val="18"/>
+              </w:rPr>
+              <w:t xml:space="preserve">⚠ Pitfall  </w:t>
+            </w:r>
+            <w:r>
+              <w:rPr>
+                <w:color w:val="1B2138"/>
+                <w:sz w:val="20"/>
+                <w:szCs w:val="20"/>
+              </w:rPr>
+              <w:t xml:space="preserve">Generation occasionally under-fills a sparse cell. Fix: the retry budget + the verify gate fail the build loudly rather than shipping thin coverage.</w:t>
+            </w:r>
+          </w:p>
+        </w:tc>
+      </w:tr>
+    </w:tbl>
+    <w:tbl>
+      <w:tblPr>
+        <w:tblW w:type="dxa" w:w="9026"/>
+        <w:tblBorders>
+          <w:top w:val="single" w:color="D9DCEA" w:sz="4"/>
+          <w:left w:val="single" w:color="D9DCEA" w:sz="4"/>
+          <w:bottom w:val="single" w:color="D9DCEA" w:sz="4"/>
+          <w:right w:val="single" w:color="D9DCEA" w:sz="4"/>
+          <w:insideH w:val="single" w:color="D9DCEA" w:sz="4"/>
+          <w:insideV w:val="single" w:color="D9DCEA" w:sz="4"/>
+        </w:tblBorders>
+      </w:tblPr>
+      <w:tblGrid>
+        <w:gridCol w:w="9026"/>
+      </w:tblGrid>
+      <w:tr>
+        <w:tc>
+          <w:tcPr>
+            <w:tcW w:type="dxa" w:w="9026"/>
+            <w:tcMar>
+              <w:top w:type="dxa" w:w="60"/>
+              <w:left w:type="dxa" w:w="60"/>
+              <w:bottom w:type="dxa" w:w="60"/>
+              <w:right w:type="dxa" w:w="60"/>
+            </w:tcMar>
+          </w:tcPr>
+          <w:p>
+            <w:pPr>
+              <w:spacing w:after="0"/>
+              <w:jc w:val="center"/>
+            </w:pPr>
+            <w:r>
+              <w:drawing>
+                <wp:inline distT="0" distB="0" distL="0" distR="0">
+                  <wp:extent cx="5600700" cy="3695700"/>
+                  <wp:effectExtent t="0" r="0" b="0" l="0"/>
+                  <wp:docPr id="1" name="" descr="" title=""/>
+                  <wp:cNvGraphicFramePr>
+                    <a:graphicFrameLocks xmlns:a="http://schemas.openxmlformats.org/drawingml/2006/main" noChangeAspect="1"/>
+                  </wp:cNvGraphicFramePr>
+                  <a:graphic xmlns:a="http://schemas.openxmlformats.org/drawingml/2006/main">
+                    <a:graphicData uri="http://schemas.openxmlformats.org/drawingml/2006/picture">
+                      <pic:pic xmlns:pic="http://schemas.openxmlformats.org/drawingml/2006/picture">
+                        <pic:nvPicPr>
+                          <pic:cNvPr id="0" name="" descr=""/>
+                          <pic:cNvPicPr>
+                            <a:picLocks noChangeAspect="1" noChangeArrowheads="1"/>
+                          </pic:cNvPicPr>
+                        </pic:nvPicPr>
+                        <pic:blipFill>
+                          <a:blip r:embed="rId9" cstate="none"/>
+                          <a:srcRect/>
+                          <a:stretch>
+                            <a:fillRect/>
+                          </a:stretch>
+                        </pic:blipFill>
+                        <pic:spPr bwMode="auto">
+                          <a:xfrm>
+                            <a:off x="0" y="0"/>
+                            <a:ext cx="5600700" cy="3695700"/>
+                          </a:xfrm>
+                          <a:prstGeom prst="rect">
+                            <a:avLst/>
+                          </a:prstGeom>
+                        </pic:spPr>
+                      </pic:pic>
+                    </a:graphicData>
+                  </a:graphic>
+                </wp:inline>
+              </w:drawing>
+            </w:r>
+          </w:p>
+        </w:tc>
+      </w:tr>
+    </w:tbl>
+    <w:p>
+      <w:pPr>
+        <w:spacing w:after="200" w:before="40"/>
+        <w:jc w:val="center"/>
+      </w:pPr>
+      <w:r>
+        <w:rPr>
+          <w:i/>
+          <w:iCs/>
+          <w:color w:val="5A6178"/>
+          <w:sz w:val="18"/>
+          <w:szCs w:val="18"/>
+        </w:rPr>
+        <w:t xml:space="preserve">Figure 3 — The question bank (/admin/questions): 900+ items with grade/skill/difficulty filters, trap counts, and inline edit / Excel import.</w:t>
+      </w:r>
+    </w:p>
+    <w:p>
+      <w:r>
+        <w:br w:type="page"/>
+      </w:r>
+    </w:p>
+    <w:p>
+      <w:pPr>
+        <w:pStyle w:val="Heading1"/>
+        <w:spacing w:after="140" w:before="320"/>
+      </w:pPr>
+      <w:r>
+        <w:rPr>
+          <w:b/>
+          <w:bCs/>
+          <w:color w:val="4F46E5"/>
+          <w:sz w:val="30"/>
+          <w:szCs w:val="30"/>
+        </w:rPr>
+        <w:t xml:space="preserve">Phase 4 — Authentication &amp; RBAC</w:t>
+      </w:r>
+    </w:p>
+    <w:p>
+      <w:pPr>
+        <w:pStyle w:val="ListParagraph"/>
+        <w:numPr>
+          <w:ilvl w:val="0"/>
+          <w:numId w:val="2"/>
+        </w:numPr>
+        <w:spacing w:after="60" w:line="264"/>
+      </w:pPr>
+      <w:r>
+        <w:rPr>
+          <w:b/>
+          <w:bCs/>
+        </w:rPr>
+        <w:t xml:space="preserve">Single login endpoint </w:t>
+      </w:r>
+      <w:r>
+        <w:rPr>
+          <w:rFonts w:ascii="Consolas" w:cs="Consolas" w:eastAsia="Consolas" w:hAnsi="Consolas"/>
+          <w:color w:val="334155"/>
+          <w:sz w:val="19"/>
+          <w:szCs w:val="19"/>
+        </w:rPr>
+        <w:t xml:space="preserve">POST /api/admin/auth/login</w:t>
+      </w:r>
+      <w:r>
+        <w:t xml:space="preserve"> → verifies with bcrypt.compareSync → signs a jose JWT → sets an HttpOnly, Secure, SameSite=Lax cookie named zarban_admin.</w:t>
+      </w:r>
+    </w:p>
+    <w:p>
+      <w:pPr>
+        <w:pStyle w:val="ListParagraph"/>
+        <w:numPr>
+          <w:ilvl w:val="0"/>
+          <w:numId w:val="2"/>
+        </w:numPr>
+        <w:spacing w:after="60" w:line="264"/>
+      </w:pPr>
+      <w:r>
+        <w:rPr>
+          <w:b/>
+          <w:bCs/>
+        </w:rPr>
+        <w:t xml:space="preserve">Role hierarchy </w:t>
+      </w:r>
+      <w:r>
+        <w:t xml:space="preserve">Admin &gt; Teacher &gt; Viewer (analytics rank) plus Editor (content). Guards requireRole(min) and requireContentRole() live in src/lib/auth.ts.</w:t>
+      </w:r>
+    </w:p>
+    <w:p>
+      <w:pPr>
+        <w:pStyle w:val="ListParagraph"/>
+        <w:numPr>
+          <w:ilvl w:val="0"/>
+          <w:numId w:val="2"/>
+        </w:numPr>
+        <w:spacing w:after="60" w:line="264"/>
+      </w:pPr>
+      <w:r>
+        <w:rPr>
+          <w:b/>
+          <w:bCs/>
+        </w:rPr>
+        <w:t xml:space="preserve">Audit </w:t>
+      </w:r>
+      <w:r>
+        <w:t xml:space="preserve">every privileged action is written to AdminAuditLog via logAudit(session, action, target, detail).</w:t>
+      </w:r>
+    </w:p>
+    <w:tbl>
+      <w:tblPr>
+        <w:tblW w:type="dxa" w:w="9026"/>
+        <w:tblBorders>
+          <w:top w:val="none" w:color="FFFFFF" w:sz="0"/>
+          <w:left w:val="none" w:color="FFFFFF" w:sz="0"/>
+          <w:bottom w:val="none" w:color="FFFFFF" w:sz="0"/>
+          <w:right w:val="none" w:color="FFFFFF" w:sz="0"/>
+          <w:insideH w:val="none" w:color="FFFFFF" w:sz="0"/>
+          <w:insideV w:val="none" w:color="FFFFFF" w:sz="0"/>
+        </w:tblBorders>
+      </w:tblPr>
+      <w:tblGrid>
+        <w:gridCol w:w="9026"/>
+      </w:tblGrid>
+      <w:tr>
+        <w:tc>
+          <w:tcPr>
+            <w:tcW w:type="dxa" w:w="9026"/>
+            <w:shd w:fill="FFF4E5" w:val="clear"/>
+            <w:tcMar>
+              <w:top w:type="dxa" w:w="90"/>
+              <w:left w:type="dxa" w:w="160"/>
+              <w:bottom w:type="dxa" w:w="90"/>
+              <w:right w:type="dxa" w:w="160"/>
+            </w:tcMar>
+          </w:tcPr>
+          <w:p>
+            <w:pPr>
+              <w:spacing w:after="0" w:line="264"/>
+            </w:pPr>
+            <w:r>
+              <w:rPr>
+                <w:b/>
+                <w:bCs/>
+                <w:caps/>
+                <w:color w:val="B45309"/>
+                <w:sz w:val="18"/>
+                <w:szCs w:val="18"/>
+              </w:rPr>
+              <w:t xml:space="preserve">⚠ Pitfall  </w:t>
+            </w:r>
+            <w:r>
+              <w:rPr>
+                <w:color w:val="1B2138"/>
+                <w:sz w:val="20"/>
+                <w:szCs w:val="20"/>
+              </w:rPr>
+              <w:t xml:space="preserve">Next.js route files may only export HTTP handlers; exporting a helper constant from a route breaks the build. Fix: shared constants (e.g. VALID_ROLES) live in src/lib/auth.ts.</w:t>
             </w:r>
           </w:p>
         </w:tc>
@@ -2919,7 +3533,7 @@
         <w:tc>
           <w:tcPr>
             <w:tcW w:type="dxa" w:w="9026"/>
-            <w:shd w:fill="E9FBF0" w:val="clear"/>
+            <w:shd w:fill="EEF0FE" w:val="clear"/>
             <w:tcMar>
               <w:top w:type="dxa" w:w="90"/>
               <w:left w:type="dxa" w:w="160"/>
@@ -2936,11 +3550,11 @@
                 <w:b/>
                 <w:bCs/>
                 <w:caps/>
-                <w:color w:val="047857"/>
+                <w:color w:val="7C3AED"/>
                 <w:sz w:val="18"/>
                 <w:szCs w:val="18"/>
               </w:rPr>
-              <w:t xml:space="preserve">📷 Insert screenshot — Ability journey chart  </w:t>
+              <w:t xml:space="preserve">Security constraint  </w:t>
             </w:r>
             <w:r>
               <w:rPr>
@@ -2948,7 +3562,7 @@
                 <w:sz w:val="20"/>
                 <w:szCs w:val="20"/>
               </w:rPr>
-              <w:t xml:space="preserve">The θ line chart on the analysis page — the running ability estimate rising and falling per question.</w:t>
+              <w:t xml:space="preserve">Credential entry, account creation, and payment are out of scope for automation by design — those are performed by a human.</w:t>
             </w:r>
           </w:p>
         </w:tc>
@@ -2972,7 +3586,316 @@
           <w:sz w:val="30"/>
           <w:szCs w:val="30"/>
         </w:rPr>
-        <w:t xml:space="preserve">Phase 3 — The Question Bank (Generation &amp; QA Gate)</w:t>
+        <w:t xml:space="preserve">Phase 5 — The Student Experience</w:t>
+      </w:r>
+    </w:p>
+    <w:p>
+      <w:pPr>
+        <w:pStyle w:val="Heading2"/>
+        <w:spacing w:after="90" w:before="220"/>
+      </w:pPr>
+      <w:r>
+        <w:rPr>
+          <w:b/>
+          <w:bCs/>
+          <w:color w:val="1B2138"/>
+          <w:sz w:val="25"/>
+          <w:szCs w:val="25"/>
+        </w:rPr>
+        <w:t xml:space="preserve">5.1 Assessment runner (src/app/assessment/page.tsx)</w:t>
+      </w:r>
+    </w:p>
+    <w:p>
+      <w:pPr>
+        <w:pStyle w:val="ListParagraph"/>
+        <w:numPr>
+          <w:ilvl w:val="0"/>
+          <w:numId w:val="2"/>
+        </w:numPr>
+        <w:spacing w:after="60" w:line="264"/>
+      </w:pPr>
+      <w:r>
+        <w:rPr>
+          <w:color w:val="1B2138"/>
+          <w:sz w:val="21"/>
+          <w:szCs w:val="21"/>
+        </w:rPr>
+        <w:t xml:space="preserve">State persists to localStorage (zarban_assessment) so a refresh mid-test resumes.</w:t>
+      </w:r>
+    </w:p>
+    <w:p>
+      <w:pPr>
+        <w:pStyle w:val="ListParagraph"/>
+        <w:numPr>
+          <w:ilvl w:val="0"/>
+          <w:numId w:val="2"/>
+        </w:numPr>
+        <w:spacing w:after="60" w:line="264"/>
+      </w:pPr>
+      <w:r>
+        <w:rPr>
+          <w:color w:val="1B2138"/>
+          <w:sz w:val="21"/>
+          <w:szCs w:val="21"/>
+        </w:rPr>
+        <w:t xml:space="preserve">Selecting an option (click or key A–D) submits immediately — no submit button.</w:t>
+      </w:r>
+    </w:p>
+    <w:p>
+      <w:pPr>
+        <w:pStyle w:val="ListParagraph"/>
+        <w:numPr>
+          <w:ilvl w:val="0"/>
+          <w:numId w:val="2"/>
+        </w:numPr>
+        <w:spacing w:after="60" w:line="264"/>
+      </w:pPr>
+      <w:r>
+        <w:rPr>
+          <w:color w:val="1B2138"/>
+          <w:sz w:val="21"/>
+          <w:szCs w:val="21"/>
+        </w:rPr>
+        <w:t xml:space="preserve">One silent retry on a network blip so a student is never stranded.</w:t>
+      </w:r>
+    </w:p>
+    <w:p>
+      <w:pPr>
+        <w:pStyle w:val="ListParagraph"/>
+        <w:numPr>
+          <w:ilvl w:val="0"/>
+          <w:numId w:val="2"/>
+        </w:numPr>
+        <w:spacing w:after="60" w:line="264"/>
+      </w:pPr>
+      <w:r>
+        <w:rPr>
+          <w:color w:val="1B2138"/>
+          <w:sz w:val="21"/>
+          <w:szCs w:val="21"/>
+        </w:rPr>
+        <w:t xml:space="preserve">A stopwatch derives elapsed time from an absolute start timestamp (accurate across backgrounded tabs).</w:t>
+      </w:r>
+    </w:p>
+    <w:p>
+      <w:pPr>
+        <w:pStyle w:val="Heading2"/>
+        <w:spacing w:after="90" w:before="220"/>
+      </w:pPr>
+      <w:r>
+        <w:rPr>
+          <w:b/>
+          <w:bCs/>
+          <w:color w:val="1B2138"/>
+          <w:sz w:val="25"/>
+          <w:szCs w:val="25"/>
+        </w:rPr>
+        <w:t xml:space="preserve">5.2 The diagnostic report (src/lib/engine/report.ts)</w:t>
+      </w:r>
+    </w:p>
+    <w:p>
+      <w:pPr>
+        <w:spacing w:after="120" w:line="276"/>
+      </w:pPr>
+      <w:r>
+        <w:rPr>
+          <w:color w:val="1B2138"/>
+          <w:sz w:val="21"/>
+          <w:szCs w:val="21"/>
+        </w:rPr>
+        <w:t xml:space="preserve">Aggregates a session into: grade-equivalent estimate, root-cause narrative, behaviour flags (likely lucky guesses = correct-but-&lt;3s on medium/hard; rushed answers), the five learning dimensions, skill mastery map, and per-question error analysis.</w:t>
+      </w:r>
+    </w:p>
+    <w:tbl>
+      <w:tblPr>
+        <w:tblW w:type="dxa" w:w="9026"/>
+        <w:tblBorders>
+          <w:top w:val="single" w:color="D9DCEA" w:sz="4"/>
+          <w:left w:val="single" w:color="D9DCEA" w:sz="4"/>
+          <w:bottom w:val="single" w:color="D9DCEA" w:sz="4"/>
+          <w:right w:val="single" w:color="D9DCEA" w:sz="4"/>
+          <w:insideH w:val="single" w:color="D9DCEA" w:sz="4"/>
+          <w:insideV w:val="single" w:color="D9DCEA" w:sz="4"/>
+        </w:tblBorders>
+      </w:tblPr>
+      <w:tblGrid>
+        <w:gridCol w:w="9026"/>
+      </w:tblGrid>
+      <w:tr>
+        <w:tc>
+          <w:tcPr>
+            <w:tcW w:type="dxa" w:w="9026"/>
+            <w:tcMar>
+              <w:top w:type="dxa" w:w="60"/>
+              <w:left w:type="dxa" w:w="60"/>
+              <w:bottom w:type="dxa" w:w="60"/>
+              <w:right w:type="dxa" w:w="60"/>
+            </w:tcMar>
+          </w:tcPr>
+          <w:p>
+            <w:pPr>
+              <w:spacing w:after="0"/>
+              <w:jc w:val="center"/>
+            </w:pPr>
+            <w:r>
+              <w:drawing>
+                <wp:inline distT="0" distB="0" distL="0" distR="0">
+                  <wp:extent cx="5600700" cy="5133975"/>
+                  <wp:effectExtent t="0" r="0" b="0" l="0"/>
+                  <wp:docPr id="1" name="" descr="" title=""/>
+                  <wp:cNvGraphicFramePr>
+                    <a:graphicFrameLocks xmlns:a="http://schemas.openxmlformats.org/drawingml/2006/main" noChangeAspect="1"/>
+                  </wp:cNvGraphicFramePr>
+                  <a:graphic xmlns:a="http://schemas.openxmlformats.org/drawingml/2006/main">
+                    <a:graphicData uri="http://schemas.openxmlformats.org/drawingml/2006/picture">
+                      <pic:pic xmlns:pic="http://schemas.openxmlformats.org/drawingml/2006/picture">
+                        <pic:nvPicPr>
+                          <pic:cNvPr id="0" name="" descr=""/>
+                          <pic:cNvPicPr>
+                            <a:picLocks noChangeAspect="1" noChangeArrowheads="1"/>
+                          </pic:cNvPicPr>
+                        </pic:nvPicPr>
+                        <pic:blipFill>
+                          <a:blip r:embed="rId10" cstate="none"/>
+                          <a:srcRect/>
+                          <a:stretch>
+                            <a:fillRect/>
+                          </a:stretch>
+                        </pic:blipFill>
+                        <pic:spPr bwMode="auto">
+                          <a:xfrm>
+                            <a:off x="0" y="0"/>
+                            <a:ext cx="5600700" cy="5133975"/>
+                          </a:xfrm>
+                          <a:prstGeom prst="rect">
+                            <a:avLst/>
+                          </a:prstGeom>
+                        </pic:spPr>
+                      </pic:pic>
+                    </a:graphicData>
+                  </a:graphic>
+                </wp:inline>
+              </w:drawing>
+            </w:r>
+          </w:p>
+        </w:tc>
+      </w:tr>
+    </w:tbl>
+    <w:p>
+      <w:pPr>
+        <w:spacing w:after="200" w:before="40"/>
+        <w:jc w:val="center"/>
+      </w:pPr>
+      <w:r>
+        <w:rPr>
+          <w:i/>
+          <w:iCs/>
+          <w:color w:val="5A6178"/>
+          <w:sz w:val="18"/>
+          <w:szCs w:val="18"/>
+        </w:rPr>
+        <w:t xml:space="preserve">Figure 4 — The diagnostic report (/report/&lt;id&gt;): grade-level estimate and score gauge, the root-cause diagnosis, the lucky-guess / rushed behaviour card, the five learning dimensions, and the error-pattern breakdown.</w:t>
+      </w:r>
+    </w:p>
+    <w:p>
+      <w:r>
+        <w:br w:type="page"/>
+      </w:r>
+    </w:p>
+    <w:p>
+      <w:pPr>
+        <w:pStyle w:val="Heading1"/>
+        <w:spacing w:after="140" w:before="320"/>
+      </w:pPr>
+      <w:r>
+        <w:rPr>
+          <w:b/>
+          <w:bCs/>
+          <w:color w:val="4F46E5"/>
+          <w:sz w:val="30"/>
+          <w:szCs w:val="30"/>
+        </w:rPr>
+        <w:t xml:space="preserve">Phase 6 — Admin Console &amp; Content Studio</w:t>
+      </w:r>
+    </w:p>
+    <w:p>
+      <w:pPr>
+        <w:pStyle w:val="ListParagraph"/>
+        <w:numPr>
+          <w:ilvl w:val="0"/>
+          <w:numId w:val="2"/>
+        </w:numPr>
+        <w:spacing w:after="60" w:line="264"/>
+      </w:pPr>
+      <w:r>
+        <w:rPr>
+          <w:b/>
+          <w:bCs/>
+        </w:rPr>
+        <w:t xml:space="preserve">Shell </w:t>
+      </w:r>
+      <w:r>
+        <w:t xml:space="preserve">(src/app/admin/layout.tsx): a grouped sidebar (Analytics / Administration / Content Studio) filtered per role by canSee(access, role); JWT verified via /api/admin/auth/me.</w:t>
+      </w:r>
+    </w:p>
+    <w:p>
+      <w:pPr>
+        <w:pStyle w:val="ListParagraph"/>
+        <w:numPr>
+          <w:ilvl w:val="0"/>
+          <w:numId w:val="2"/>
+        </w:numPr>
+        <w:spacing w:after="60" w:line="264"/>
+      </w:pPr>
+      <w:r>
+        <w:rPr>
+          <w:b/>
+          <w:bCs/>
+        </w:rPr>
+        <w:t xml:space="preserve">Dashboard </w:t>
+      </w:r>
+      <w:r>
+        <w:t xml:space="preserve">(/admin): totals, top skill gaps, a role-aware quick-actions launchpad, average score by grade, and a class-level failure heatmap.</w:t>
+      </w:r>
+    </w:p>
+    <w:p>
+      <w:pPr>
+        <w:pStyle w:val="ListParagraph"/>
+        <w:numPr>
+          <w:ilvl w:val="0"/>
+          <w:numId w:val="2"/>
+        </w:numPr>
+        <w:spacing w:after="60" w:line="264"/>
+      </w:pPr>
+      <w:r>
+        <w:rPr>
+          <w:b/>
+          <w:bCs/>
+        </w:rPr>
+        <w:t xml:space="preserve">Surfaces </w:t>
+      </w:r>
+      <w:r>
+        <w:t xml:space="preserve">Cohort Analytics, Students (+per-student drill-down), Classrooms (+teacher “Mine” scoping), Question Bank, Syllabus, User Access, System &amp; Audit.</w:t>
+      </w:r>
+    </w:p>
+    <w:p>
+      <w:pPr>
+        <w:pStyle w:val="ListParagraph"/>
+        <w:numPr>
+          <w:ilvl w:val="0"/>
+          <w:numId w:val="2"/>
+        </w:numPr>
+        <w:spacing w:after="60" w:line="264"/>
+      </w:pPr>
+      <w:r>
+        <w:rPr>
+          <w:b/>
+          <w:bCs/>
+        </w:rPr>
+        <w:t xml:space="preserve">Content Studio </w:t>
+      </w:r>
+      <w:r>
+        <w:t xml:space="preserve">the interactive skills knowledge graph, Syllabus, Curriculum, Questions, Import/Export.</w:t>
       </w:r>
     </w:p>
     <w:tbl>
@@ -2994,7 +3917,7 @@
         <w:tc>
           <w:tcPr>
             <w:tcW w:type="dxa" w:w="9026"/>
-            <w:shd w:fill="EEF0FE" w:val="clear"/>
+            <w:shd w:fill="FFF4E5" w:val="clear"/>
             <w:tcMar>
               <w:top w:type="dxa" w:w="90"/>
               <w:left w:type="dxa" w:w="160"/>
@@ -3011,11 +3934,11 @@
                 <w:b/>
                 <w:bCs/>
                 <w:caps/>
-                <w:color w:val="7C3AED"/>
+                <w:color w:val="B45309"/>
                 <w:sz w:val="18"/>
                 <w:szCs w:val="18"/>
               </w:rPr>
-              <w:t xml:space="preserve">Reasoning  </w:t>
+              <w:t xml:space="preserve">⚠ Pitfall  </w:t>
             </w:r>
             <w:r>
               <w:rPr>
@@ -3023,132 +3946,304 @@
                 <w:sz w:val="20"/>
                 <w:szCs w:val="20"/>
               </w:rPr>
-              <w:t xml:space="preserve">A credible diagnostic needs hundreds of calibrated, trap-annotated items. Hand-authoring is infeasible; a parametric generator with an automated quality gate was built instead.</w:t>
+              <w:t xml:space="preserve">A client component importing a module that transitively pulls in src/lib/db.ts (which imports cloudflare:workers) breaks the client build. Fix: client-safe constants were split out (e.g. SUBJECT_BLURB → src/lib/curriculum/subject-blurb.ts).</w:t>
             </w:r>
           </w:p>
         </w:tc>
       </w:tr>
     </w:tbl>
-    <w:p>
-      <w:pPr>
-        <w:spacing w:after="60"/>
-      </w:pPr>
-      <w:r>
-        <w:rPr>
-          <w:sz w:val="8"/>
-          <w:szCs w:val="8"/>
-        </w:rPr>
-        <w:t xml:space="preserve"/>
-      </w:r>
-    </w:p>
-    <w:p>
-      <w:pPr>
-        <w:pStyle w:val="ListParagraph"/>
-        <w:numPr>
-          <w:ilvl w:val="0"/>
-          <w:numId w:val="2"/>
-        </w:numPr>
-        <w:spacing w:after="60" w:line="264"/>
-      </w:pPr>
-      <w:r>
-        <w:rPr>
-          <w:rFonts w:ascii="Consolas" w:cs="Consolas" w:eastAsia="Consolas" w:hAnsi="Consolas"/>
-          <w:color w:val="334155"/>
-          <w:sz w:val="19"/>
-          <w:szCs w:val="19"/>
-        </w:rPr>
-        <w:t xml:space="preserve">scripts/generate-workbook.ts</w:t>
-      </w:r>
-      <w:r>
-        <w:t xml:space="preserve"> + </w:t>
-      </w:r>
-      <w:r>
-        <w:rPr>
-          <w:rFonts w:ascii="Consolas" w:cs="Consolas" w:eastAsia="Consolas" w:hAnsi="Consolas"/>
-          <w:color w:val="334155"/>
-          <w:sz w:val="19"/>
-          <w:szCs w:val="19"/>
-        </w:rPr>
-        <w:t xml:space="preserve">scripts/workbook/builders.ts</w:t>
-      </w:r>
-      <w:r>
-        <w:t xml:space="preserve"> — parametric templates emit questions per {skill, grade, band} with IRT parameters, distractors and traps; a PLAN controls counts per band, a retry budget guarantees coverage.</w:t>
-      </w:r>
-    </w:p>
-    <w:p>
-      <w:pPr>
-        <w:pStyle w:val="ListParagraph"/>
-        <w:numPr>
-          <w:ilvl w:val="0"/>
-          <w:numId w:val="2"/>
-        </w:numPr>
-        <w:spacing w:after="60" w:line="264"/>
-      </w:pPr>
-      <w:r>
-        <w:rPr>
-          <w:rFonts w:ascii="Consolas" w:cs="Consolas" w:eastAsia="Consolas" w:hAnsi="Consolas"/>
-          <w:color w:val="334155"/>
-          <w:sz w:val="19"/>
-          <w:szCs w:val="19"/>
-        </w:rPr>
-        <w:t xml:space="preserve">scripts/verify-workbook.ts</w:t>
-      </w:r>
-      <w:r>
-        <w:t xml:space="preserve"> — the QA gate: rejects the workbook if any item lacks a correct option, traps, or valid IRT params; enforces per-cell coverage.</w:t>
-      </w:r>
-    </w:p>
-    <w:p>
-      <w:pPr>
-        <w:pStyle w:val="ListParagraph"/>
-        <w:numPr>
-          <w:ilvl w:val="0"/>
-          <w:numId w:val="2"/>
-        </w:numPr>
-        <w:spacing w:after="60" w:line="264"/>
-      </w:pPr>
-      <w:r>
-        <w:rPr>
-          <w:rFonts w:ascii="Consolas" w:cs="Consolas" w:eastAsia="Consolas" w:hAnsi="Consolas"/>
-          <w:color w:val="334155"/>
-          <w:sz w:val="19"/>
-          <w:szCs w:val="19"/>
-        </w:rPr>
-        <w:t xml:space="preserve">scripts/seed-devdb.ts</w:t>
-      </w:r>
-      <w:r>
-        <w:t xml:space="preserve"> + </w:t>
-      </w:r>
-      <w:r>
-        <w:rPr>
-          <w:rFonts w:ascii="Consolas" w:cs="Consolas" w:eastAsia="Consolas" w:hAnsi="Consolas"/>
-          <w:color w:val="334155"/>
-          <w:sz w:val="19"/>
-          <w:szCs w:val="19"/>
-        </w:rPr>
-        <w:t xml:space="preserve">scripts/seed-curriculum.ts</w:t>
-      </w:r>
-      <w:r>
-        <w:t xml:space="preserve"> — load the workbook, the NCERT curriculum, staff accounts, and settings.</w:t>
-      </w:r>
-    </w:p>
-    <w:p>
-      <w:pPr>
-        <w:pStyle w:val="ListParagraph"/>
-        <w:numPr>
-          <w:ilvl w:val="0"/>
-          <w:numId w:val="2"/>
-        </w:numPr>
-        <w:spacing w:after="60" w:line="264"/>
+    <w:tbl>
+      <w:tblPr>
+        <w:tblW w:type="dxa" w:w="9026"/>
+        <w:tblBorders>
+          <w:top w:val="single" w:color="D9DCEA" w:sz="4"/>
+          <w:left w:val="single" w:color="D9DCEA" w:sz="4"/>
+          <w:bottom w:val="single" w:color="D9DCEA" w:sz="4"/>
+          <w:right w:val="single" w:color="D9DCEA" w:sz="4"/>
+          <w:insideH w:val="single" w:color="D9DCEA" w:sz="4"/>
+          <w:insideV w:val="single" w:color="D9DCEA" w:sz="4"/>
+        </w:tblBorders>
+      </w:tblPr>
+      <w:tblGrid>
+        <w:gridCol w:w="9026"/>
+      </w:tblGrid>
+      <w:tr>
+        <w:tc>
+          <w:tcPr>
+            <w:tcW w:type="dxa" w:w="9026"/>
+            <w:tcMar>
+              <w:top w:type="dxa" w:w="60"/>
+              <w:left w:type="dxa" w:w="60"/>
+              <w:bottom w:type="dxa" w:w="60"/>
+              <w:right w:type="dxa" w:w="60"/>
+            </w:tcMar>
+          </w:tcPr>
+          <w:p>
+            <w:pPr>
+              <w:spacing w:after="0"/>
+              <w:jc w:val="center"/>
+            </w:pPr>
+            <w:r>
+              <w:drawing>
+                <wp:inline distT="0" distB="0" distL="0" distR="0">
+                  <wp:extent cx="5600700" cy="3695700"/>
+                  <wp:effectExtent t="0" r="0" b="0" l="0"/>
+                  <wp:docPr id="1" name="" descr="" title=""/>
+                  <wp:cNvGraphicFramePr>
+                    <a:graphicFrameLocks xmlns:a="http://schemas.openxmlformats.org/drawingml/2006/main" noChangeAspect="1"/>
+                  </wp:cNvGraphicFramePr>
+                  <a:graphic xmlns:a="http://schemas.openxmlformats.org/drawingml/2006/main">
+                    <a:graphicData uri="http://schemas.openxmlformats.org/drawingml/2006/picture">
+                      <pic:pic xmlns:pic="http://schemas.openxmlformats.org/drawingml/2006/picture">
+                        <pic:nvPicPr>
+                          <pic:cNvPr id="0" name="" descr=""/>
+                          <pic:cNvPicPr>
+                            <a:picLocks noChangeAspect="1" noChangeArrowheads="1"/>
+                          </pic:cNvPicPr>
+                        </pic:nvPicPr>
+                        <pic:blipFill>
+                          <a:blip r:embed="rId11" cstate="none"/>
+                          <a:srcRect/>
+                          <a:stretch>
+                            <a:fillRect/>
+                          </a:stretch>
+                        </pic:blipFill>
+                        <pic:spPr bwMode="auto">
+                          <a:xfrm>
+                            <a:off x="0" y="0"/>
+                            <a:ext cx="5600700" cy="3695700"/>
+                          </a:xfrm>
+                          <a:prstGeom prst="rect">
+                            <a:avLst/>
+                          </a:prstGeom>
+                        </pic:spPr>
+                      </pic:pic>
+                    </a:graphicData>
+                  </a:graphic>
+                </wp:inline>
+              </w:drawing>
+            </w:r>
+          </w:p>
+        </w:tc>
+      </w:tr>
+    </w:tbl>
+    <w:p>
+      <w:pPr>
+        <w:spacing w:after="200" w:before="40"/>
+        <w:jc w:val="center"/>
+      </w:pPr>
+      <w:r>
+        <w:rPr>
+          <w:i/>
+          <w:iCs/>
+          <w:color w:val="5A6178"/>
+          <w:sz w:val="18"/>
+          <w:szCs w:val="18"/>
+        </w:rPr>
+        <w:t xml:space="preserve">Figure 5 — The admin command center (/admin): stat tiles, “Top skill gaps,” the quick-actions launchpad, average score by grade, and the class-level skill-failure heatmap.</w:t>
+      </w:r>
+    </w:p>
+    <w:tbl>
+      <w:tblPr>
+        <w:tblW w:type="dxa" w:w="9026"/>
+        <w:tblBorders>
+          <w:top w:val="single" w:color="D9DCEA" w:sz="4"/>
+          <w:left w:val="single" w:color="D9DCEA" w:sz="4"/>
+          <w:bottom w:val="single" w:color="D9DCEA" w:sz="4"/>
+          <w:right w:val="single" w:color="D9DCEA" w:sz="4"/>
+          <w:insideH w:val="single" w:color="D9DCEA" w:sz="4"/>
+          <w:insideV w:val="single" w:color="D9DCEA" w:sz="4"/>
+        </w:tblBorders>
+      </w:tblPr>
+      <w:tblGrid>
+        <w:gridCol w:w="9026"/>
+      </w:tblGrid>
+      <w:tr>
+        <w:tc>
+          <w:tcPr>
+            <w:tcW w:type="dxa" w:w="9026"/>
+            <w:tcMar>
+              <w:top w:type="dxa" w:w="60"/>
+              <w:left w:type="dxa" w:w="60"/>
+              <w:bottom w:type="dxa" w:w="60"/>
+              <w:right w:type="dxa" w:w="60"/>
+            </w:tcMar>
+          </w:tcPr>
+          <w:p>
+            <w:pPr>
+              <w:spacing w:after="0"/>
+              <w:jc w:val="center"/>
+            </w:pPr>
+            <w:r>
+              <w:drawing>
+                <wp:inline distT="0" distB="0" distL="0" distR="0">
+                  <wp:extent cx="5600700" cy="3695700"/>
+                  <wp:effectExtent t="0" r="0" b="0" l="0"/>
+                  <wp:docPr id="1" name="" descr="" title=""/>
+                  <wp:cNvGraphicFramePr>
+                    <a:graphicFrameLocks xmlns:a="http://schemas.openxmlformats.org/drawingml/2006/main" noChangeAspect="1"/>
+                  </wp:cNvGraphicFramePr>
+                  <a:graphic xmlns:a="http://schemas.openxmlformats.org/drawingml/2006/main">
+                    <a:graphicData uri="http://schemas.openxmlformats.org/drawingml/2006/picture">
+                      <pic:pic xmlns:pic="http://schemas.openxmlformats.org/drawingml/2006/picture">
+                        <pic:nvPicPr>
+                          <pic:cNvPr id="0" name="" descr=""/>
+                          <pic:cNvPicPr>
+                            <a:picLocks noChangeAspect="1" noChangeArrowheads="1"/>
+                          </pic:cNvPicPr>
+                        </pic:nvPicPr>
+                        <pic:blipFill>
+                          <a:blip r:embed="rId12" cstate="none"/>
+                          <a:srcRect/>
+                          <a:stretch>
+                            <a:fillRect/>
+                          </a:stretch>
+                        </pic:blipFill>
+                        <pic:spPr bwMode="auto">
+                          <a:xfrm>
+                            <a:off x="0" y="0"/>
+                            <a:ext cx="5600700" cy="3695700"/>
+                          </a:xfrm>
+                          <a:prstGeom prst="rect">
+                            <a:avLst/>
+                          </a:prstGeom>
+                        </pic:spPr>
+                      </pic:pic>
+                    </a:graphicData>
+                  </a:graphic>
+                </wp:inline>
+              </w:drawing>
+            </w:r>
+          </w:p>
+        </w:tc>
+      </w:tr>
+    </w:tbl>
+    <w:p>
+      <w:pPr>
+        <w:spacing w:after="200" w:before="40"/>
+        <w:jc w:val="center"/>
+      </w:pPr>
+      <w:r>
+        <w:rPr>
+          <w:i/>
+          <w:iCs/>
+          <w:color w:val="5A6178"/>
+          <w:sz w:val="18"/>
+          <w:szCs w:val="18"/>
+        </w:rPr>
+        <w:t xml:space="preserve">Figure 6 — The interactive skills knowledge graph (/content/skills): every skill a node, colour-coded by domain, wired by the prerequisites the engine traverses.</w:t>
+      </w:r>
+    </w:p>
+    <w:tbl>
+      <w:tblPr>
+        <w:tblW w:type="dxa" w:w="9026"/>
+        <w:tblBorders>
+          <w:top w:val="single" w:color="D9DCEA" w:sz="4"/>
+          <w:left w:val="single" w:color="D9DCEA" w:sz="4"/>
+          <w:bottom w:val="single" w:color="D9DCEA" w:sz="4"/>
+          <w:right w:val="single" w:color="D9DCEA" w:sz="4"/>
+          <w:insideH w:val="single" w:color="D9DCEA" w:sz="4"/>
+          <w:insideV w:val="single" w:color="D9DCEA" w:sz="4"/>
+        </w:tblBorders>
+      </w:tblPr>
+      <w:tblGrid>
+        <w:gridCol w:w="9026"/>
+      </w:tblGrid>
+      <w:tr>
+        <w:tc>
+          <w:tcPr>
+            <w:tcW w:type="dxa" w:w="9026"/>
+            <w:tcMar>
+              <w:top w:type="dxa" w:w="60"/>
+              <w:left w:type="dxa" w:w="60"/>
+              <w:bottom w:type="dxa" w:w="60"/>
+              <w:right w:type="dxa" w:w="60"/>
+            </w:tcMar>
+          </w:tcPr>
+          <w:p>
+            <w:pPr>
+              <w:spacing w:after="0"/>
+              <w:jc w:val="center"/>
+            </w:pPr>
+            <w:r>
+              <w:drawing>
+                <wp:inline distT="0" distB="0" distL="0" distR="0">
+                  <wp:extent cx="5600700" cy="3695700"/>
+                  <wp:effectExtent t="0" r="0" b="0" l="0"/>
+                  <wp:docPr id="1" name="" descr="" title=""/>
+                  <wp:cNvGraphicFramePr>
+                    <a:graphicFrameLocks xmlns:a="http://schemas.openxmlformats.org/drawingml/2006/main" noChangeAspect="1"/>
+                  </wp:cNvGraphicFramePr>
+                  <a:graphic xmlns:a="http://schemas.openxmlformats.org/drawingml/2006/main">
+                    <a:graphicData uri="http://schemas.openxmlformats.org/drawingml/2006/picture">
+                      <pic:pic xmlns:pic="http://schemas.openxmlformats.org/drawingml/2006/picture">
+                        <pic:nvPicPr>
+                          <pic:cNvPr id="0" name="" descr=""/>
+                          <pic:cNvPicPr>
+                            <a:picLocks noChangeAspect="1" noChangeArrowheads="1"/>
+                          </pic:cNvPicPr>
+                        </pic:nvPicPr>
+                        <pic:blipFill>
+                          <a:blip r:embed="rId13" cstate="none"/>
+                          <a:srcRect/>
+                          <a:stretch>
+                            <a:fillRect/>
+                          </a:stretch>
+                        </pic:blipFill>
+                        <pic:spPr bwMode="auto">
+                          <a:xfrm>
+                            <a:off x="0" y="0"/>
+                            <a:ext cx="5600700" cy="3695700"/>
+                          </a:xfrm>
+                          <a:prstGeom prst="rect">
+                            <a:avLst/>
+                          </a:prstGeom>
+                        </pic:spPr>
+                      </pic:pic>
+                    </a:graphicData>
+                  </a:graphic>
+                </wp:inline>
+              </w:drawing>
+            </w:r>
+          </w:p>
+        </w:tc>
+      </w:tr>
+    </w:tbl>
+    <w:p>
+      <w:pPr>
+        <w:spacing w:after="200" w:before="40"/>
+        <w:jc w:val="center"/>
+      </w:pPr>
+      <w:r>
+        <w:rPr>
+          <w:i/>
+          <w:iCs/>
+          <w:color w:val="5A6178"/>
+          <w:sz w:val="18"/>
+          <w:szCs w:val="18"/>
+        </w:rPr>
+        <w:t xml:space="preserve">Figure 7 — Cohort analytics (/admin/analytics): grade-level performance trend, most common error types, and the prerequisite-gap tracker.</w:t>
+      </w:r>
+    </w:p>
+    <w:p>
+      <w:r>
+        <w:br w:type="page"/>
+      </w:r>
+    </w:p>
+    <w:p>
+      <w:pPr>
+        <w:pStyle w:val="Heading1"/>
+        <w:spacing w:after="140" w:before="320"/>
       </w:pPr>
       <w:r>
         <w:rPr>
           <w:b/>
           <w:bCs/>
-        </w:rPr>
-        <w:t xml:space="preserve">Output: </w:t>
-      </w:r>
-      <w:r>
-        <w:t xml:space="preserve">911 QA-passed items across the grade/skill/band matrix.</w:t>
+          <w:color w:val="4F46E5"/>
+          <w:sz w:val="30"/>
+          <w:szCs w:val="30"/>
+        </w:rPr>
+        <w:t xml:space="preserve">Phase 7 — The Database Manager</w:t>
       </w:r>
     </w:p>
     <w:tbl>
@@ -3170,7 +4265,7 @@
         <w:tc>
           <w:tcPr>
             <w:tcW w:type="dxa" w:w="9026"/>
-            <w:shd w:fill="FFF4E5" w:val="clear"/>
+            <w:shd w:fill="EEF0FE" w:val="clear"/>
             <w:tcMar>
               <w:top w:type="dxa" w:w="90"/>
               <w:left w:type="dxa" w:w="160"/>
@@ -3187,11 +4282,11 @@
                 <w:b/>
                 <w:bCs/>
                 <w:caps/>
-                <w:color w:val="B45309"/>
+                <w:color w:val="7C3AED"/>
                 <w:sz w:val="18"/>
                 <w:szCs w:val="18"/>
               </w:rPr>
-              <w:t xml:space="preserve">⚠ Pitfall  </w:t>
+              <w:t xml:space="preserve">Reasoning  </w:t>
             </w:r>
             <w:r>
               <w:rPr>
@@ -3199,7 +4294,127 @@
                 <w:sz w:val="20"/>
                 <w:szCs w:val="20"/>
               </w:rPr>
-              <w:t xml:space="preserve">Generation occasionally under-fills a sparse cell. Fix: the retry budget + the verify gate fail the build loudly rather than shipping thin coverage.</w:t>
+              <w:t xml:space="preserve">Admins asked to “see and manage the entire database.” Rather than hard-code a CRUD page per table, a generic, schema-introspecting manager was built (src/lib/admin/db-admin.ts + /api/admin/db + /admin/database).</w:t>
+            </w:r>
+          </w:p>
+        </w:tc>
+      </w:tr>
+    </w:tbl>
+    <w:p>
+      <w:pPr>
+        <w:spacing w:after="60"/>
+      </w:pPr>
+      <w:r>
+        <w:rPr>
+          <w:sz w:val="8"/>
+          <w:szCs w:val="8"/>
+        </w:rPr>
+        <w:t xml:space="preserve"/>
+      </w:r>
+    </w:p>
+    <w:p>
+      <w:pPr>
+        <w:pStyle w:val="ListParagraph"/>
+        <w:numPr>
+          <w:ilvl w:val="0"/>
+          <w:numId w:val="2"/>
+        </w:numPr>
+        <w:spacing w:after="60" w:line="264"/>
+      </w:pPr>
+      <w:r>
+        <w:rPr>
+          <w:color w:val="1B2138"/>
+          <w:sz w:val="21"/>
+          <w:szCs w:val="21"/>
+        </w:rPr>
+        <w:t xml:space="preserve">List tables + live row counts (from sqlite_master + COUNT(*)).</w:t>
+      </w:r>
+    </w:p>
+    <w:p>
+      <w:pPr>
+        <w:pStyle w:val="ListParagraph"/>
+        <w:numPr>
+          <w:ilvl w:val="0"/>
+          <w:numId w:val="2"/>
+        </w:numPr>
+        <w:spacing w:after="60" w:line="264"/>
+      </w:pPr>
+      <w:r>
+        <w:rPr>
+          <w:color w:val="1B2138"/>
+          <w:sz w:val="21"/>
+          <w:szCs w:val="21"/>
+        </w:rPr>
+        <w:t xml:space="preserve">Per-table: paginated rows + full-text search (every column CAST(... AS TEXT) LIKE ?), inline edit and delete.</w:t>
+      </w:r>
+    </w:p>
+    <w:p>
+      <w:pPr>
+        <w:pStyle w:val="ListParagraph"/>
+        <w:numPr>
+          <w:ilvl w:val="0"/>
+          <w:numId w:val="2"/>
+        </w:numPr>
+        <w:spacing w:after="60" w:line="264"/>
+      </w:pPr>
+      <w:r>
+        <w:rPr>
+          <w:color w:val="1B2138"/>
+          <w:sz w:val="21"/>
+          <w:szCs w:val="21"/>
+        </w:rPr>
+        <w:t xml:space="preserve">Rows are addressed by SQLite’s implicit rowid, so edit/delete work uniformly even on composite-PK tables.</w:t>
+      </w:r>
+    </w:p>
+    <w:tbl>
+      <w:tblPr>
+        <w:tblW w:type="dxa" w:w="9026"/>
+        <w:tblBorders>
+          <w:top w:val="none" w:color="FFFFFF" w:sz="0"/>
+          <w:left w:val="none" w:color="FFFFFF" w:sz="0"/>
+          <w:bottom w:val="none" w:color="FFFFFF" w:sz="0"/>
+          <w:right w:val="none" w:color="FFFFFF" w:sz="0"/>
+          <w:insideH w:val="none" w:color="FFFFFF" w:sz="0"/>
+          <w:insideV w:val="none" w:color="FFFFFF" w:sz="0"/>
+        </w:tblBorders>
+      </w:tblPr>
+      <w:tblGrid>
+        <w:gridCol w:w="9026"/>
+      </w:tblGrid>
+      <w:tr>
+        <w:tc>
+          <w:tcPr>
+            <w:tcW w:type="dxa" w:w="9026"/>
+            <w:shd w:fill="EEF0FE" w:val="clear"/>
+            <w:tcMar>
+              <w:top w:type="dxa" w:w="90"/>
+              <w:left w:type="dxa" w:w="160"/>
+              <w:bottom w:type="dxa" w:w="90"/>
+              <w:right w:type="dxa" w:w="160"/>
+            </w:tcMar>
+          </w:tcPr>
+          <w:p>
+            <w:pPr>
+              <w:spacing w:after="0" w:line="264"/>
+            </w:pPr>
+            <w:r>
+              <w:rPr>
+                <w:b/>
+                <w:bCs/>
+                <w:caps/>
+                <w:color w:val="7C3AED"/>
+                <w:sz w:val="18"/>
+                <w:szCs w:val="18"/>
+              </w:rPr>
+              <w:t xml:space="preserve">Security — the critical part  </w:t>
+            </w:r>
+            <w:r>
+              <w:rPr>
+                <w:color w:val="1B2138"/>
+                <w:sz w:val="20"/>
+                <w:szCs w:val="20"/>
+              </w:rPr>
+              <w:t xml:space="preserve">Table and column identifiers are whitelist-validated against the live schema before touching SQL (an injected name like skills;DROP returns “Unknown table”); all values are bound as parameters, never interpolated; the whole area is Admin-only and every write is audit-logged.</w:t>
             </w:r>
           </w:p>
         </w:tc>
@@ -3224,7 +4439,7 @@
         <w:tc>
           <w:tcPr>
             <w:tcW w:type="dxa" w:w="9026"/>
-            <w:shd w:fill="E9FBF0" w:val="clear"/>
+            <w:shd w:fill="FFF4E5" w:val="clear"/>
             <w:tcMar>
               <w:top w:type="dxa" w:w="90"/>
               <w:left w:type="dxa" w:w="160"/>
@@ -3241,11 +4456,11 @@
                 <w:b/>
                 <w:bCs/>
                 <w:caps/>
-                <w:color w:val="047857"/>
+                <w:color w:val="B45309"/>
                 <w:sz w:val="18"/>
                 <w:szCs w:val="18"/>
               </w:rPr>
-              <w:t xml:space="preserve">📷 Insert screenshot — Question Bank  </w:t>
+              <w:t xml:space="preserve">⚠ Pitfall  </w:t>
             </w:r>
             <w:r>
               <w:rPr>
@@ -3253,12 +4468,103 @@
                 <w:sz w:val="20"/>
                 <w:szCs w:val="20"/>
               </w:rPr>
-              <w:t xml:space="preserve">/admin/questions filtered to one skill, showing id, skill, grade, band, trap count and Edit/Delete controls — proof the generated bank is real, structured data.</w:t>
+              <w:t xml:space="preserve">An initial single-query optimization (UNION ALL over all tables) hit D1’s compound-SELECT term limit (SQLITE_ERROR: too many terms). Fix: reverted to concurrent per-table counts.</w:t>
             </w:r>
           </w:p>
         </w:tc>
       </w:tr>
     </w:tbl>
+    <w:tbl>
+      <w:tblPr>
+        <w:tblW w:type="dxa" w:w="9026"/>
+        <w:tblBorders>
+          <w:top w:val="single" w:color="D9DCEA" w:sz="4"/>
+          <w:left w:val="single" w:color="D9DCEA" w:sz="4"/>
+          <w:bottom w:val="single" w:color="D9DCEA" w:sz="4"/>
+          <w:right w:val="single" w:color="D9DCEA" w:sz="4"/>
+          <w:insideH w:val="single" w:color="D9DCEA" w:sz="4"/>
+          <w:insideV w:val="single" w:color="D9DCEA" w:sz="4"/>
+        </w:tblBorders>
+      </w:tblPr>
+      <w:tblGrid>
+        <w:gridCol w:w="9026"/>
+      </w:tblGrid>
+      <w:tr>
+        <w:tc>
+          <w:tcPr>
+            <w:tcW w:type="dxa" w:w="9026"/>
+            <w:tcMar>
+              <w:top w:type="dxa" w:w="60"/>
+              <w:left w:type="dxa" w:w="60"/>
+              <w:bottom w:type="dxa" w:w="60"/>
+              <w:right w:type="dxa" w:w="60"/>
+            </w:tcMar>
+          </w:tcPr>
+          <w:p>
+            <w:pPr>
+              <w:spacing w:after="0"/>
+              <w:jc w:val="center"/>
+            </w:pPr>
+            <w:r>
+              <w:drawing>
+                <wp:inline distT="0" distB="0" distL="0" distR="0">
+                  <wp:extent cx="5600700" cy="3695700"/>
+                  <wp:effectExtent t="0" r="0" b="0" l="0"/>
+                  <wp:docPr id="1" name="" descr="" title=""/>
+                  <wp:cNvGraphicFramePr>
+                    <a:graphicFrameLocks xmlns:a="http://schemas.openxmlformats.org/drawingml/2006/main" noChangeAspect="1"/>
+                  </wp:cNvGraphicFramePr>
+                  <a:graphic xmlns:a="http://schemas.openxmlformats.org/drawingml/2006/main">
+                    <a:graphicData uri="http://schemas.openxmlformats.org/drawingml/2006/picture">
+                      <pic:pic xmlns:pic="http://schemas.openxmlformats.org/drawingml/2006/picture">
+                        <pic:nvPicPr>
+                          <pic:cNvPr id="0" name="" descr=""/>
+                          <pic:cNvPicPr>
+                            <a:picLocks noChangeAspect="1" noChangeArrowheads="1"/>
+                          </pic:cNvPicPr>
+                        </pic:nvPicPr>
+                        <pic:blipFill>
+                          <a:blip r:embed="rId14" cstate="none"/>
+                          <a:srcRect/>
+                          <a:stretch>
+                            <a:fillRect/>
+                          </a:stretch>
+                        </pic:blipFill>
+                        <pic:spPr bwMode="auto">
+                          <a:xfrm>
+                            <a:off x="0" y="0"/>
+                            <a:ext cx="5600700" cy="3695700"/>
+                          </a:xfrm>
+                          <a:prstGeom prst="rect">
+                            <a:avLst/>
+                          </a:prstGeom>
+                        </pic:spPr>
+                      </pic:pic>
+                    </a:graphicData>
+                  </a:graphic>
+                </wp:inline>
+              </w:drawing>
+            </w:r>
+          </w:p>
+        </w:tc>
+      </w:tr>
+    </w:tbl>
+    <w:p>
+      <w:pPr>
+        <w:spacing w:after="200" w:before="40"/>
+        <w:jc w:val="center"/>
+      </w:pPr>
+      <w:r>
+        <w:rPr>
+          <w:i/>
+          <w:iCs/>
+          <w:color w:val="5A6178"/>
+          <w:sz w:val="18"/>
+          <w:szCs w:val="18"/>
+        </w:rPr>
+        <w:t xml:space="preserve">Figure 8 — The Database manager (/admin/database): all 20 tables with live row counts, the row grid with PK badges and edit/delete controls, and full-text search.</w:t>
+      </w:r>
+    </w:p>
     <w:p>
       <w:r>
         <w:br w:type="page"/>
@@ -3277,76 +4583,7 @@
           <w:sz w:val="30"/>
           <w:szCs w:val="30"/>
         </w:rPr>
-        <w:t xml:space="preserve">Phase 4 — Authentication &amp; RBAC</w:t>
-      </w:r>
-    </w:p>
-    <w:p>
-      <w:pPr>
-        <w:pStyle w:val="ListParagraph"/>
-        <w:numPr>
-          <w:ilvl w:val="0"/>
-          <w:numId w:val="2"/>
-        </w:numPr>
-        <w:spacing w:after="60" w:line="264"/>
-      </w:pPr>
-      <w:r>
-        <w:rPr>
-          <w:b/>
-          <w:bCs/>
-        </w:rPr>
-        <w:t xml:space="preserve">Single login endpoint </w:t>
-      </w:r>
-      <w:r>
-        <w:rPr>
-          <w:rFonts w:ascii="Consolas" w:cs="Consolas" w:eastAsia="Consolas" w:hAnsi="Consolas"/>
-          <w:color w:val="334155"/>
-          <w:sz w:val="19"/>
-          <w:szCs w:val="19"/>
-        </w:rPr>
-        <w:t xml:space="preserve">POST /api/admin/auth/login</w:t>
-      </w:r>
-      <w:r>
-        <w:t xml:space="preserve"> → verifies with bcrypt.compareSync (Workers-safe) → signs a jose JWT → sets an HttpOnly, Secure, SameSite=Lax cookie named zarban_admin.</w:t>
-      </w:r>
-    </w:p>
-    <w:p>
-      <w:pPr>
-        <w:pStyle w:val="ListParagraph"/>
-        <w:numPr>
-          <w:ilvl w:val="0"/>
-          <w:numId w:val="2"/>
-        </w:numPr>
-        <w:spacing w:after="60" w:line="264"/>
-      </w:pPr>
-      <w:r>
-        <w:rPr>
-          <w:b/>
-          <w:bCs/>
-        </w:rPr>
-        <w:t xml:space="preserve">Role hierarchy </w:t>
-      </w:r>
-      <w:r>
-        <w:t xml:space="preserve">Admin &gt; Teacher &gt; Viewer (analytics rank) plus Editor (content). Guards requireRole(min) and requireContentRole() live in src/lib/auth.ts.</w:t>
-      </w:r>
-    </w:p>
-    <w:p>
-      <w:pPr>
-        <w:pStyle w:val="ListParagraph"/>
-        <w:numPr>
-          <w:ilvl w:val="0"/>
-          <w:numId w:val="2"/>
-        </w:numPr>
-        <w:spacing w:after="60" w:line="264"/>
-      </w:pPr>
-      <w:r>
-        <w:rPr>
-          <w:b/>
-          <w:bCs/>
-        </w:rPr>
-        <w:t xml:space="preserve">Audit </w:t>
-      </w:r>
-      <w:r>
-        <w:t xml:space="preserve">every privileged action is written to AdminAuditLog via logAudit(session, action, target, detail).</w:t>
+        <w:t xml:space="preserve">Phase 8 — Deployment to Cloudflare</w:t>
       </w:r>
     </w:p>
     <w:tbl>
@@ -3368,7 +4605,7 @@
         <w:tc>
           <w:tcPr>
             <w:tcW w:type="dxa" w:w="9026"/>
-            <w:shd w:fill="FFF4E5" w:val="clear"/>
+            <w:shd w:fill="EEF0FE" w:val="clear"/>
             <w:tcMar>
               <w:top w:type="dxa" w:w="90"/>
               <w:left w:type="dxa" w:w="160"/>
@@ -3385,11 +4622,11 @@
                 <w:b/>
                 <w:bCs/>
                 <w:caps/>
-                <w:color w:val="B45309"/>
+                <w:color w:val="7C3AED"/>
                 <w:sz w:val="18"/>
                 <w:szCs w:val="18"/>
               </w:rPr>
-              <w:t xml:space="preserve">⚠ Pitfall  </w:t>
+              <w:t xml:space="preserve">Reasoning  </w:t>
             </w:r>
             <w:r>
               <w:rPr>
@@ -3397,12 +4634,322 @@
                 <w:sz w:val="20"/>
                 <w:szCs w:val="20"/>
               </w:rPr>
-              <w:t xml:space="preserve">Next.js route files may only export HTTP handlers; exporting a helper constant from a route breaks the build. Fix: shared constants (e.g. VALID_ROLES) live in src/lib/auth.ts, never in a route file.</w:t>
+              <w:t xml:space="preserve">Production runs on the same primitives as dev (cloudflare:workers, D1), so there is no host-specific rewrite. The deploy is a fixed, repeatable sequence.</w:t>
             </w:r>
           </w:p>
         </w:tc>
       </w:tr>
     </w:tbl>
+    <w:p>
+      <w:pPr>
+        <w:spacing w:after="60"/>
+      </w:pPr>
+      <w:r>
+        <w:rPr>
+          <w:sz w:val="8"/>
+          <w:szCs w:val="8"/>
+        </w:rPr>
+        <w:t xml:space="preserve"/>
+      </w:r>
+    </w:p>
+    <w:p>
+      <w:pPr>
+        <w:pStyle w:val="Heading3"/>
+        <w:spacing w:after="70" w:before="160"/>
+      </w:pPr>
+      <w:r>
+        <w:rPr>
+          <w:b/>
+          <w:bCs/>
+          <w:color w:val="334155"/>
+          <w:sz w:val="22"/>
+          <w:szCs w:val="22"/>
+        </w:rPr>
+        <w:t xml:space="preserve">One-time (per account)</w:t>
+      </w:r>
+    </w:p>
+    <w:p>
+      <w:pPr>
+        <w:pStyle w:val="ListParagraph"/>
+        <w:numPr>
+          <w:ilvl w:val="0"/>
+          <w:numId w:val="3"/>
+        </w:numPr>
+        <w:spacing w:after="60" w:line="264"/>
+      </w:pPr>
+      <w:r>
+        <w:rPr>
+          <w:rFonts w:ascii="Consolas" w:cs="Consolas" w:eastAsia="Consolas" w:hAnsi="Consolas"/>
+          <w:color w:val="334155"/>
+          <w:sz w:val="19"/>
+          <w:szCs w:val="19"/>
+        </w:rPr>
+        <w:t xml:space="preserve">npx wrangler login</w:t>
+      </w:r>
+      <w:r>
+        <w:t xml:space="preserve"> (browser OAuth — a human step; not automatable).</w:t>
+      </w:r>
+    </w:p>
+    <w:p>
+      <w:pPr>
+        <w:pStyle w:val="ListParagraph"/>
+        <w:numPr>
+          <w:ilvl w:val="0"/>
+          <w:numId w:val="3"/>
+        </w:numPr>
+        <w:spacing w:after="60" w:line="264"/>
+      </w:pPr>
+      <w:r>
+        <w:rPr>
+          <w:rFonts w:ascii="Consolas" w:cs="Consolas" w:eastAsia="Consolas" w:hAnsi="Consolas"/>
+          <w:color w:val="334155"/>
+          <w:sz w:val="19"/>
+          <w:szCs w:val="19"/>
+        </w:rPr>
+        <w:t xml:space="preserve">npx wrangler d1 create zarban</w:t>
+      </w:r>
+      <w:r>
+        <w:t xml:space="preserve"> → capture the printed database_id.</w:t>
+      </w:r>
+    </w:p>
+    <w:p>
+      <w:pPr>
+        <w:pStyle w:val="ListParagraph"/>
+        <w:numPr>
+          <w:ilvl w:val="0"/>
+          <w:numId w:val="3"/>
+        </w:numPr>
+        <w:spacing w:after="60" w:line="264"/>
+      </w:pPr>
+      <w:r>
+        <w:rPr>
+          <w:rFonts w:ascii="Consolas" w:cs="Consolas" w:eastAsia="Consolas" w:hAnsi="Consolas"/>
+          <w:color w:val="334155"/>
+          <w:sz w:val="19"/>
+          <w:szCs w:val="19"/>
+        </w:rPr>
+        <w:t xml:space="preserve">npx wrangler d1 execute zarban --remote --file=drizzle/0000_initial.sql -y</w:t>
+      </w:r>
+      <w:r>
+        <w:t xml:space="preserve"> (result: 6,447 queries, ~19,305 rows, 20 tables).</w:t>
+      </w:r>
+    </w:p>
+    <w:p>
+      <w:pPr>
+        <w:pStyle w:val="Heading3"/>
+        <w:spacing w:after="70" w:before="160"/>
+      </w:pPr>
+      <w:r>
+        <w:rPr>
+          <w:b/>
+          <w:bCs/>
+          <w:color w:val="334155"/>
+          <w:sz w:val="22"/>
+          <w:szCs w:val="22"/>
+        </w:rPr>
+        <w:t xml:space="preserve">Every deploy</w:t>
+      </w:r>
+    </w:p>
+    <w:p>
+      <w:pPr>
+        <w:pStyle w:val="ListParagraph"/>
+        <w:numPr>
+          <w:ilvl w:val="0"/>
+          <w:numId w:val="3"/>
+        </w:numPr>
+        <w:spacing w:after="60" w:line="264"/>
+      </w:pPr>
+      <w:r>
+        <w:rPr>
+          <w:rFonts w:ascii="Consolas" w:cs="Consolas" w:eastAsia="Consolas" w:hAnsi="Consolas"/>
+          <w:color w:val="334155"/>
+          <w:sz w:val="19"/>
+          <w:szCs w:val="19"/>
+        </w:rPr>
+        <w:t xml:space="preserve">npm run build</w:t>
+      </w:r>
+      <w:r>
+        <w:t xml:space="preserve"> (regenerates dist/server/ and dist/server/wrangler.json).</w:t>
+      </w:r>
+    </w:p>
+    <w:p>
+      <w:pPr>
+        <w:pStyle w:val="ListParagraph"/>
+        <w:numPr>
+          <w:ilvl w:val="0"/>
+          <w:numId w:val="3"/>
+        </w:numPr>
+        <w:spacing w:after="60" w:line="264"/>
+      </w:pPr>
+      <w:r>
+        <w:rPr>
+          <w:rFonts w:ascii="Consolas" w:cs="Consolas" w:eastAsia="Consolas" w:hAnsi="Consolas"/>
+          <w:color w:val="334155"/>
+          <w:sz w:val="19"/>
+          <w:szCs w:val="19"/>
+        </w:rPr>
+        <w:t xml:space="preserve">node scripts/patch-d1.mjs &lt;database_id&gt;</w:t>
+      </w:r>
+      <w:r>
+        <w:t xml:space="preserve"> — writes the D1 binding into the freshly-built config, so no one hand-edits generated JSON.</w:t>
+      </w:r>
+    </w:p>
+    <w:p>
+      <w:pPr>
+        <w:pStyle w:val="ListParagraph"/>
+        <w:numPr>
+          <w:ilvl w:val="0"/>
+          <w:numId w:val="3"/>
+        </w:numPr>
+        <w:spacing w:after="60" w:line="264"/>
+      </w:pPr>
+      <w:r>
+        <w:rPr>
+          <w:rFonts w:ascii="Consolas" w:cs="Consolas" w:eastAsia="Consolas" w:hAnsi="Consolas"/>
+          <w:color w:val="334155"/>
+          <w:sz w:val="19"/>
+          <w:szCs w:val="19"/>
+        </w:rPr>
+        <w:t xml:space="preserve">npx wrangler deploy</w:t>
+      </w:r>
+      <w:r>
+        <w:t xml:space="preserve"> — run from the repo root, not dist/server/.</w:t>
+      </w:r>
+    </w:p>
+    <w:p>
+      <w:pPr>
+        <w:pStyle w:val="Heading3"/>
+        <w:spacing w:after="70" w:before="160"/>
+      </w:pPr>
+      <w:r>
+        <w:rPr>
+          <w:b/>
+          <w:bCs/>
+          <w:color w:val="334155"/>
+          <w:sz w:val="22"/>
+          <w:szCs w:val="22"/>
+        </w:rPr>
+        <w:t xml:space="preserve">Post-deploy hardening</w:t>
+      </w:r>
+    </w:p>
+    <w:p>
+      <w:pPr>
+        <w:pStyle w:val="ListParagraph"/>
+        <w:numPr>
+          <w:ilvl w:val="0"/>
+          <w:numId w:val="3"/>
+        </w:numPr>
+        <w:spacing w:after="60" w:line="264"/>
+      </w:pPr>
+      <w:r>
+        <w:rPr>
+          <w:rFonts w:ascii="Consolas" w:cs="Consolas" w:eastAsia="Consolas" w:hAnsi="Consolas"/>
+          <w:color w:val="334155"/>
+          <w:sz w:val="19"/>
+          <w:szCs w:val="19"/>
+        </w:rPr>
+        <w:t xml:space="preserve">wrangler secret put AUTH_SECRET</w:t>
+      </w:r>
+      <w:r>
+        <w:t xml:space="preserve"> — replace the dev-fallback JWT secret (piped a 48-byte random value; never printed).</w:t>
+      </w:r>
+    </w:p>
+    <w:p>
+      <w:pPr>
+        <w:pStyle w:val="Heading3"/>
+        <w:spacing w:after="70" w:before="160"/>
+      </w:pPr>
+      <w:r>
+        <w:rPr>
+          <w:b/>
+          <w:bCs/>
+          <w:color w:val="334155"/>
+          <w:sz w:val="22"/>
+          <w:szCs w:val="22"/>
+        </w:rPr>
+        <w:t xml:space="preserve">Pitfalls solved during the real deployment</w:t>
+      </w:r>
+    </w:p>
+    <w:p>
+      <w:pPr>
+        <w:pStyle w:val="ListParagraph"/>
+        <w:numPr>
+          <w:ilvl w:val="0"/>
+          <w:numId w:val="2"/>
+        </w:numPr>
+        <w:spacing w:after="60" w:line="264"/>
+      </w:pPr>
+      <w:r>
+        <w:rPr>
+          <w:b/>
+          <w:bCs/>
+        </w:rPr>
+        <w:t xml:space="preserve">Deploy config collision: </w:t>
+      </w:r>
+      <w:r>
+        <w:t xml:space="preserve">running deploy from dist/server/ errors. Fix: deploy from repo root.</w:t>
+      </w:r>
+    </w:p>
+    <w:p>
+      <w:pPr>
+        <w:pStyle w:val="ListParagraph"/>
+        <w:numPr>
+          <w:ilvl w:val="0"/>
+          <w:numId w:val="2"/>
+        </w:numPr>
+        <w:spacing w:after="60" w:line="264"/>
+      </w:pPr>
+      <w:r>
+        <w:rPr>
+          <w:b/>
+          <w:bCs/>
+        </w:rPr>
+        <w:t xml:space="preserve">Cold-start transients: </w:t>
+      </w:r>
+      <w:r>
+        <w:t xml:space="preserve">the first ~30s returns sporadic 404/1042. Fix: a route-sweep once warm confirms all 200.</w:t>
+      </w:r>
+    </w:p>
+    <w:p>
+      <w:pPr>
+        <w:pStyle w:val="ListParagraph"/>
+        <w:numPr>
+          <w:ilvl w:val="0"/>
+          <w:numId w:val="2"/>
+        </w:numPr>
+        <w:spacing w:after="60" w:line="264"/>
+      </w:pPr>
+      <w:r>
+        <w:rPr>
+          <w:b/>
+          <w:bCs/>
+        </w:rPr>
+        <w:t xml:space="preserve">workers.dev subdomain: </w:t>
+      </w:r>
+      <w:r>
+        <w:t xml:space="preserve">can’t be renamed via API (error 10036) — dashboard-only, one-time. Custom domain needs a zone on the account.</w:t>
+      </w:r>
+    </w:p>
+    <w:p>
+      <w:pPr>
+        <w:pStyle w:val="ListParagraph"/>
+        <w:numPr>
+          <w:ilvl w:val="0"/>
+          <w:numId w:val="2"/>
+        </w:numPr>
+        <w:spacing w:after="60" w:line="264"/>
+      </w:pPr>
+      <w:r>
+        <w:rPr>
+          <w:b/>
+          <w:bCs/>
+        </w:rPr>
+        <w:t xml:space="preserve">Fresh subdomain SSL: </w:t>
+      </w:r>
+      <w:r>
+        <w:t xml:space="preserve">after a subdomain change, HTTPS failed the TLS handshake (curl exit 35) for a few minutes while Cloudflare issued the cert. Fix: poll until it lands.</w:t>
+      </w:r>
+    </w:p>
     <w:tbl>
       <w:tblPr>
         <w:tblW w:type="dxa" w:w="9026"/>
@@ -3422,7 +4969,7 @@
         <w:tc>
           <w:tcPr>
             <w:tcW w:type="dxa" w:w="9026"/>
-            <w:shd w:fill="EEF0FE" w:val="clear"/>
+            <w:shd w:fill="E9FBF0" w:val="clear"/>
             <w:tcMar>
               <w:top w:type="dxa" w:w="90"/>
               <w:left w:type="dxa" w:w="160"/>
@@ -3439,11 +4986,11 @@
                 <w:b/>
                 <w:bCs/>
                 <w:caps/>
-                <w:color w:val="7C3AED"/>
+                <w:color w:val="047857"/>
                 <w:sz w:val="18"/>
                 <w:szCs w:val="18"/>
               </w:rPr>
-              <w:t xml:space="preserve">Security constraint  </w:t>
+              <w:t xml:space="preserve">🎥 Screen recording — End-to-end deploy  </w:t>
             </w:r>
             <w:r>
               <w:rPr>
@@ -3451,12 +4998,33 @@
                 <w:sz w:val="20"/>
                 <w:szCs w:val="20"/>
               </w:rPr>
-              <w:t xml:space="preserve">Credential entry, account creation, and payment are out of scope for automation by design — those are performed by a human.</w:t>
+              <w:t xml:space="preserve">build → patch-d1 → deploy, then a browser hit of the live URL. ~90s. The definitive “it ships” artifact.</w:t>
             </w:r>
           </w:p>
         </w:tc>
       </w:tr>
     </w:tbl>
+    <w:p>
+      <w:r>
+        <w:br w:type="page"/>
+      </w:r>
+    </w:p>
+    <w:p>
+      <w:pPr>
+        <w:pStyle w:val="Heading1"/>
+        <w:spacing w:after="140" w:before="320"/>
+      </w:pPr>
+      <w:r>
+        <w:rPr>
+          <w:b/>
+          <w:bCs/>
+          <w:color w:val="4F46E5"/>
+          <w:sz w:val="30"/>
+          <w:szCs w:val="30"/>
+        </w:rPr>
+        <w:t xml:space="preserve">Phase 9 — Performance Optimization</w:t>
+      </w:r>
+    </w:p>
     <w:tbl>
       <w:tblPr>
         <w:tblW w:type="dxa" w:w="9026"/>
@@ -3476,7 +5044,7 @@
         <w:tc>
           <w:tcPr>
             <w:tcW w:type="dxa" w:w="9026"/>
-            <w:shd w:fill="E9FBF0" w:val="clear"/>
+            <w:shd w:fill="EEF0FE" w:val="clear"/>
             <w:tcMar>
               <w:top w:type="dxa" w:w="90"/>
               <w:left w:type="dxa" w:w="160"/>
@@ -3493,11 +5061,11 @@
                 <w:b/>
                 <w:bCs/>
                 <w:caps/>
-                <w:color w:val="047857"/>
+                <w:color w:val="7C3AED"/>
                 <w:sz w:val="18"/>
                 <w:szCs w:val="18"/>
               </w:rPr>
-              <w:t xml:space="preserve">📷 Insert screenshot — Admin login  </w:t>
+              <w:t xml:space="preserve">Reasoning  </w:t>
             </w:r>
             <w:r>
               <w:rPr>
@@ -3505,12 +5073,218 @@
                 <w:sz w:val="20"/>
                 <w:szCs w:val="20"/>
               </w:rPr>
-              <w:t xml:space="preserve">/admin/login with the demo hint admin@zarban.local visible; then a second frame of the authenticated dashboard to show the guard passing.</w:t>
+              <w:t xml:space="preserve">On Cloudflare D1, each query is a network round trip, so per-request round-trip count — not slow scans (indexes were already in place) — dominates latency. The optimization was measured, not guessed.</w:t>
             </w:r>
           </w:p>
         </w:tc>
       </w:tr>
     </w:tbl>
+    <w:p>
+      <w:pPr>
+        <w:spacing w:after="60"/>
+      </w:pPr>
+      <w:r>
+        <w:rPr>
+          <w:sz w:val="8"/>
+          <w:szCs w:val="8"/>
+        </w:rPr>
+        <w:t xml:space="preserve"/>
+      </w:r>
+    </w:p>
+    <w:p>
+      <w:pPr>
+        <w:pStyle w:val="Heading2"/>
+        <w:spacing w:after="90" w:before="220"/>
+      </w:pPr>
+      <w:r>
+        <w:rPr>
+          <w:b/>
+          <w:bCs/>
+          <w:color w:val="1B2138"/>
+          <w:sz w:val="25"/>
+          <w:szCs w:val="25"/>
+        </w:rPr>
+        <w:t xml:space="preserve">9.1 Method</w:t>
+      </w:r>
+    </w:p>
+    <w:p>
+      <w:pPr>
+        <w:pStyle w:val="ListParagraph"/>
+        <w:numPr>
+          <w:ilvl w:val="0"/>
+          <w:numId w:val="2"/>
+        </w:numPr>
+        <w:spacing w:after="60" w:line="264"/>
+      </w:pPr>
+      <w:r>
+        <w:rPr>
+          <w:color w:val="1B2138"/>
+          <w:sz w:val="21"/>
+          <w:szCs w:val="21"/>
+        </w:rPr>
+        <w:t xml:space="preserve">A benchmark runs a real assessment against production and times each POST /api/session/respond, plus a sweep of every read endpoint.</w:t>
+      </w:r>
+    </w:p>
+    <w:p>
+      <w:pPr>
+        <w:pStyle w:val="ListParagraph"/>
+        <w:numPr>
+          <w:ilvl w:val="0"/>
+          <w:numId w:val="2"/>
+        </w:numPr>
+        <w:spacing w:after="60" w:line="264"/>
+      </w:pPr>
+      <w:r>
+        <w:rPr>
+          <w:color w:val="1B2138"/>
+          <w:sz w:val="21"/>
+          <w:szCs w:val="21"/>
+        </w:rPr>
+        <w:t xml:space="preserve">Baseline: ~16–18 sequential D1 queries per answer; median respond ~480–610 ms; a fixed 350 ms client pre-submit delay on top.</w:t>
+      </w:r>
+    </w:p>
+    <w:p>
+      <w:pPr>
+        <w:pStyle w:val="Heading2"/>
+        <w:spacing w:after="90" w:before="220"/>
+      </w:pPr>
+      <w:r>
+        <w:rPr>
+          <w:b/>
+          <w:bCs/>
+          <w:color w:val="1B2138"/>
+          <w:sz w:val="25"/>
+          <w:szCs w:val="25"/>
+        </w:rPr>
+        <w:t xml:space="preserve">9.2 Changes (behaviour-preserving — all 136 e2e checks still pass)</w:t>
+      </w:r>
+    </w:p>
+    <w:p>
+      <w:pPr>
+        <w:pStyle w:val="ListParagraph"/>
+        <w:numPr>
+          <w:ilvl w:val="0"/>
+          <w:numId w:val="2"/>
+        </w:numPr>
+        <w:spacing w:after="60" w:line="264"/>
+      </w:pPr>
+      <w:r>
+        <w:rPr>
+          <w:color w:val="1B2138"/>
+          <w:sz w:val="21"/>
+          <w:szCs w:val="21"/>
+        </w:rPr>
+        <w:t xml:space="preserve">Parallelized independent reads with Promise.all (session+question; then trap+BKT-state+history).</w:t>
+      </w:r>
+    </w:p>
+    <w:p>
+      <w:pPr>
+        <w:pStyle w:val="ListParagraph"/>
+        <w:numPr>
+          <w:ilvl w:val="0"/>
+          <w:numId w:val="2"/>
+        </w:numPr>
+        <w:spacing w:after="60" w:line="264"/>
+      </w:pPr>
+      <w:r>
+        <w:rPr>
+          <w:color w:val="1B2138"/>
+          <w:sz w:val="21"/>
+          <w:szCs w:val="21"/>
+        </w:rPr>
+        <w:t xml:space="preserve">Removed a redundant re-read of the session — used the update() return value; ran the two writes concurrently.</w:t>
+      </w:r>
+    </w:p>
+    <w:p>
+      <w:pPr>
+        <w:pStyle w:val="ListParagraph"/>
+        <w:numPr>
+          <w:ilvl w:val="0"/>
+          <w:numId w:val="2"/>
+        </w:numPr>
+        <w:spacing w:after="60" w:line="264"/>
+      </w:pPr>
+      <w:r>
+        <w:rPr>
+          <w:color w:val="1B2138"/>
+          <w:sz w:val="21"/>
+          <w:szCs w:val="21"/>
+        </w:rPr>
+        <w:t xml:space="preserve">Introduced an in-isolate TTL cache (src/lib/engine/cache.ts) for near-static data (all skills, the knowledge graph, settings, the cross-session “seen” set); admin settings writes invalidate it.</w:t>
+      </w:r>
+    </w:p>
+    <w:p>
+      <w:pPr>
+        <w:pStyle w:val="ListParagraph"/>
+        <w:numPr>
+          <w:ilvl w:val="0"/>
+          <w:numId w:val="2"/>
+        </w:numPr>
+        <w:spacing w:after="60" w:line="264"/>
+      </w:pPr>
+      <w:r>
+        <w:rPr>
+          <w:color w:val="1B2138"/>
+          <w:sz w:val="21"/>
+          <w:szCs w:val="21"/>
+        </w:rPr>
+        <w:t xml:space="preserve">Trimmed the growing history query to only the columns the engine consumes.</w:t>
+      </w:r>
+    </w:p>
+    <w:p>
+      <w:pPr>
+        <w:pStyle w:val="ListParagraph"/>
+        <w:numPr>
+          <w:ilvl w:val="0"/>
+          <w:numId w:val="2"/>
+        </w:numPr>
+        <w:spacing w:after="60" w:line="264"/>
+      </w:pPr>
+      <w:r>
+        <w:rPr>
+          <w:color w:val="1B2138"/>
+          <w:sz w:val="21"/>
+          <w:szCs w:val="21"/>
+        </w:rPr>
+        <w:t xml:space="preserve">Skipped the “all skills mastered?” probe on wrong answers (mastery can’t rise).</w:t>
+      </w:r>
+    </w:p>
+    <w:p>
+      <w:pPr>
+        <w:pStyle w:val="ListParagraph"/>
+        <w:numPr>
+          <w:ilvl w:val="0"/>
+          <w:numId w:val="2"/>
+        </w:numPr>
+        <w:spacing w:after="60" w:line="264"/>
+      </w:pPr>
+      <w:r>
+        <w:rPr>
+          <w:color w:val="1B2138"/>
+          <w:sz w:val="21"/>
+          <w:szCs w:val="21"/>
+        </w:rPr>
+        <w:t xml:space="preserve">Client: submit immediately and overlap the 350 ms “choice-visible” beat with the network round trip.</w:t>
+      </w:r>
+    </w:p>
+    <w:p>
+      <w:pPr>
+        <w:pStyle w:val="ListParagraph"/>
+        <w:numPr>
+          <w:ilvl w:val="0"/>
+          <w:numId w:val="2"/>
+        </w:numPr>
+        <w:spacing w:after="60" w:line="264"/>
+      </w:pPr>
+      <w:r>
+        <w:rPr>
+          <w:color w:val="1B2138"/>
+          <w:sz w:val="21"/>
+          <w:szCs w:val="21"/>
+        </w:rPr>
+        <w:t xml:space="preserve">Applied the same treatment to the dashboard, content hub, and report endpoints.</w:t>
+      </w:r>
+    </w:p>
     <w:p>
       <w:r>
         <w:br w:type="page"/>
@@ -3529,124 +5303,71 @@
           <w:sz w:val="30"/>
           <w:szCs w:val="30"/>
         </w:rPr>
-        <w:t xml:space="preserve">Phase 5 — The Student Experience</w:t>
-      </w:r>
-    </w:p>
-    <w:p>
-      <w:pPr>
-        <w:pStyle w:val="Heading2"/>
-        <w:spacing w:after="90" w:before="220"/>
+        <w:t xml:space="preserve">Phase 10 — Testing &amp; Verification</w:t>
+      </w:r>
+    </w:p>
+    <w:p>
+      <w:pPr>
+        <w:pStyle w:val="ListParagraph"/>
+        <w:numPr>
+          <w:ilvl w:val="0"/>
+          <w:numId w:val="2"/>
+        </w:numPr>
+        <w:spacing w:after="60" w:line="264"/>
+      </w:pPr>
+      <w:r>
+        <w:rPr>
+          <w:rFonts w:ascii="Consolas" w:cs="Consolas" w:eastAsia="Consolas" w:hAnsi="Consolas"/>
+          <w:color w:val="334155"/>
+          <w:sz w:val="19"/>
+          <w:szCs w:val="19"/>
+        </w:rPr>
+        <w:t xml:space="preserve">scripts/e2e.ts</w:t>
+      </w:r>
+      <w:r>
+        <w:t xml:space="preserve"> (npm run e2e) — 136 end-to-end checks driving the real HTTP API: the full assessment lifecycle, report + analysis, admin auth and every admin view, the content portal, and RBAC denial (viewer gets 403 on privileged routes).</w:t>
+      </w:r>
+    </w:p>
+    <w:p>
+      <w:pPr>
+        <w:pStyle w:val="ListParagraph"/>
+        <w:numPr>
+          <w:ilvl w:val="0"/>
+          <w:numId w:val="2"/>
+        </w:numPr>
+        <w:spacing w:after="60" w:line="264"/>
+      </w:pPr>
+      <w:r>
+        <w:rPr>
+          <w:rFonts w:ascii="Consolas" w:cs="Consolas" w:eastAsia="Consolas" w:hAnsi="Consolas"/>
+          <w:color w:val="334155"/>
+          <w:sz w:val="19"/>
+          <w:szCs w:val="19"/>
+        </w:rPr>
+        <w:t xml:space="preserve">npx tsc --noEmit</w:t>
+      </w:r>
+      <w:r>
+        <w:t xml:space="preserve"> gates every change.</w:t>
+      </w:r>
+    </w:p>
+    <w:p>
+      <w:pPr>
+        <w:pStyle w:val="ListParagraph"/>
+        <w:numPr>
+          <w:ilvl w:val="0"/>
+          <w:numId w:val="2"/>
+        </w:numPr>
+        <w:spacing w:after="60" w:line="264"/>
       </w:pPr>
       <w:r>
         <w:rPr>
           <w:b/>
           <w:bCs/>
-          <w:color w:val="1B2138"/>
-          <w:sz w:val="25"/>
-          <w:szCs w:val="25"/>
-        </w:rPr>
-        <w:t xml:space="preserve">5.1 Assessment runner (src/app/assessment/page.tsx)</w:t>
-      </w:r>
-    </w:p>
-    <w:p>
-      <w:pPr>
-        <w:pStyle w:val="ListParagraph"/>
-        <w:numPr>
-          <w:ilvl w:val="0"/>
-          <w:numId w:val="2"/>
-        </w:numPr>
-        <w:spacing w:after="60" w:line="264"/>
-      </w:pPr>
-      <w:r>
-        <w:rPr>
-          <w:color w:val="1B2138"/>
-          <w:sz w:val="21"/>
-          <w:szCs w:val="21"/>
-        </w:rPr>
-        <w:t xml:space="preserve">State persists to localStorage (zarban_assessment) so a refresh mid-test resumes.</w:t>
-      </w:r>
-    </w:p>
-    <w:p>
-      <w:pPr>
-        <w:pStyle w:val="ListParagraph"/>
-        <w:numPr>
-          <w:ilvl w:val="0"/>
-          <w:numId w:val="2"/>
-        </w:numPr>
-        <w:spacing w:after="60" w:line="264"/>
-      </w:pPr>
-      <w:r>
-        <w:rPr>
-          <w:color w:val="1B2138"/>
-          <w:sz w:val="21"/>
-          <w:szCs w:val="21"/>
-        </w:rPr>
-        <w:t xml:space="preserve">Selecting an option (click or key A–D) submits immediately — no submit button.</w:t>
-      </w:r>
-    </w:p>
-    <w:p>
-      <w:pPr>
-        <w:pStyle w:val="ListParagraph"/>
-        <w:numPr>
-          <w:ilvl w:val="0"/>
-          <w:numId w:val="2"/>
-        </w:numPr>
-        <w:spacing w:after="60" w:line="264"/>
-      </w:pPr>
-      <w:r>
-        <w:rPr>
-          <w:color w:val="1B2138"/>
-          <w:sz w:val="21"/>
-          <w:szCs w:val="21"/>
-        </w:rPr>
-        <w:t xml:space="preserve">One silent retry on a network blip so a student is never stranded.</w:t>
-      </w:r>
-    </w:p>
-    <w:p>
-      <w:pPr>
-        <w:pStyle w:val="ListParagraph"/>
-        <w:numPr>
-          <w:ilvl w:val="0"/>
-          <w:numId w:val="2"/>
-        </w:numPr>
-        <w:spacing w:after="60" w:line="264"/>
-      </w:pPr>
-      <w:r>
-        <w:rPr>
-          <w:color w:val="1B2138"/>
-          <w:sz w:val="21"/>
-          <w:szCs w:val="21"/>
-        </w:rPr>
-        <w:t xml:space="preserve">A stopwatch derives elapsed time from an absolute start timestamp (accurate across backgrounded tabs).</w:t>
-      </w:r>
-    </w:p>
-    <w:p>
-      <w:pPr>
-        <w:pStyle w:val="Heading2"/>
-        <w:spacing w:after="90" w:before="220"/>
-      </w:pPr>
-      <w:r>
-        <w:rPr>
-          <w:b/>
-          <w:bCs/>
-          <w:color w:val="1B2138"/>
-          <w:sz w:val="25"/>
-          <w:szCs w:val="25"/>
-        </w:rPr>
-        <w:t xml:space="preserve">5.2 The diagnostic report (src/lib/engine/report.ts)</w:t>
-      </w:r>
-    </w:p>
-    <w:p>
-      <w:pPr>
-        <w:spacing w:after="120" w:line="276"/>
-      </w:pPr>
-      <w:r>
-        <w:rPr>
-          <w:color w:val="1B2138"/>
-          <w:sz w:val="21"/>
-          <w:szCs w:val="21"/>
-        </w:rPr>
-        <w:t xml:space="preserve">Aggregates a session into: grade-equivalent estimate, root-cause narrative, behaviour flags (likely lucky guesses = correct-but-&lt;3s on medium/hard; rushed answers), the five learning dimensions, skill mastery map, and per-question error analysis.</w:t>
+        </w:rPr>
+        <w:t xml:space="preserve">Browser verification </w:t>
+      </w:r>
+      <w:r>
+        <w:t xml:space="preserve">via the accessibility tree / DOM and console; production screenshots for docs are captured with headless Chrome (authenticated pages driven via the DevTools Protocol with the admin cookie).</w:t>
       </w:r>
     </w:p>
     <w:tbl>
@@ -3689,1648 +5410,7 @@
                 <w:sz w:val="18"/>
                 <w:szCs w:val="18"/>
               </w:rPr>
-              <w:t xml:space="preserve">📷 Insert screenshot — Diagnostic report  </w:t>
-            </w:r>
-            <w:r>
-              <w:rPr>
-                <w:color w:val="1B2138"/>
-                <w:sz w:val="20"/>
-                <w:szCs w:val="20"/>
-              </w:rPr>
-              <w:t xml:space="preserve">/report/&lt;id&gt; full page: the grade-level header + score gauge, the Root Cause Diagnosis paragraph, and the Test-Taking Behaviour card with the lucky-guess / rushed counts. The product’s core value in one image.</w:t>
-            </w:r>
-          </w:p>
-        </w:tc>
-      </w:tr>
-    </w:tbl>
-    <w:p>
-      <w:r>
-        <w:br w:type="page"/>
-      </w:r>
-    </w:p>
-    <w:p>
-      <w:pPr>
-        <w:pStyle w:val="Heading1"/>
-        <w:spacing w:after="140" w:before="320"/>
-      </w:pPr>
-      <w:r>
-        <w:rPr>
-          <w:b/>
-          <w:bCs/>
-          <w:color w:val="4F46E5"/>
-          <w:sz w:val="30"/>
-          <w:szCs w:val="30"/>
-        </w:rPr>
-        <w:t xml:space="preserve">Phase 6 — Admin Console &amp; Content Studio</w:t>
-      </w:r>
-    </w:p>
-    <w:p>
-      <w:pPr>
-        <w:pStyle w:val="ListParagraph"/>
-        <w:numPr>
-          <w:ilvl w:val="0"/>
-          <w:numId w:val="2"/>
-        </w:numPr>
-        <w:spacing w:after="60" w:line="264"/>
-      </w:pPr>
-      <w:r>
-        <w:rPr>
-          <w:b/>
-          <w:bCs/>
-        </w:rPr>
-        <w:t xml:space="preserve">Shell </w:t>
-      </w:r>
-      <w:r>
-        <w:t xml:space="preserve">(src/app/admin/layout.tsx): a grouped sidebar (Analytics / Administration / Content Studio) filtered per role by canSee(access, role); JWT verified via /api/admin/auth/me.</w:t>
-      </w:r>
-    </w:p>
-    <w:p>
-      <w:pPr>
-        <w:pStyle w:val="ListParagraph"/>
-        <w:numPr>
-          <w:ilvl w:val="0"/>
-          <w:numId w:val="2"/>
-        </w:numPr>
-        <w:spacing w:after="60" w:line="264"/>
-      </w:pPr>
-      <w:r>
-        <w:rPr>
-          <w:b/>
-          <w:bCs/>
-        </w:rPr>
-        <w:t xml:space="preserve">Dashboard </w:t>
-      </w:r>
-      <w:r>
-        <w:t xml:space="preserve">(/admin): totals, top skill gaps, a role-aware quick-actions launchpad, average score by grade, and a class-level failure heatmap.</w:t>
-      </w:r>
-    </w:p>
-    <w:p>
-      <w:pPr>
-        <w:pStyle w:val="ListParagraph"/>
-        <w:numPr>
-          <w:ilvl w:val="0"/>
-          <w:numId w:val="2"/>
-        </w:numPr>
-        <w:spacing w:after="60" w:line="264"/>
-      </w:pPr>
-      <w:r>
-        <w:rPr>
-          <w:b/>
-          <w:bCs/>
-        </w:rPr>
-        <w:t xml:space="preserve">Surfaces </w:t>
-      </w:r>
-      <w:r>
-        <w:t xml:space="preserve">Cohort Analytics, Students (+per-student drill-down), Classrooms (+teacher “Mine” scoping), Question Bank, Syllabus, User Access, System &amp; Audit.</w:t>
-      </w:r>
-    </w:p>
-    <w:p>
-      <w:pPr>
-        <w:pStyle w:val="ListParagraph"/>
-        <w:numPr>
-          <w:ilvl w:val="0"/>
-          <w:numId w:val="2"/>
-        </w:numPr>
-        <w:spacing w:after="60" w:line="264"/>
-      </w:pPr>
-      <w:r>
-        <w:rPr>
-          <w:b/>
-          <w:bCs/>
-        </w:rPr>
-        <w:t xml:space="preserve">Content Studio </w:t>
-      </w:r>
-      <w:r>
-        <w:t xml:space="preserve">the interactive skills knowledge graph (content/skills), Syllabus, Curriculum, Questions, Import/Export.</w:t>
-      </w:r>
-    </w:p>
-    <w:tbl>
-      <w:tblPr>
-        <w:tblW w:type="dxa" w:w="9026"/>
-        <w:tblBorders>
-          <w:top w:val="none" w:color="FFFFFF" w:sz="0"/>
-          <w:left w:val="none" w:color="FFFFFF" w:sz="0"/>
-          <w:bottom w:val="none" w:color="FFFFFF" w:sz="0"/>
-          <w:right w:val="none" w:color="FFFFFF" w:sz="0"/>
-          <w:insideH w:val="none" w:color="FFFFFF" w:sz="0"/>
-          <w:insideV w:val="none" w:color="FFFFFF" w:sz="0"/>
-        </w:tblBorders>
-      </w:tblPr>
-      <w:tblGrid>
-        <w:gridCol w:w="9026"/>
-      </w:tblGrid>
-      <w:tr>
-        <w:tc>
-          <w:tcPr>
-            <w:tcW w:type="dxa" w:w="9026"/>
-            <w:shd w:fill="FFF4E5" w:val="clear"/>
-            <w:tcMar>
-              <w:top w:type="dxa" w:w="90"/>
-              <w:left w:type="dxa" w:w="160"/>
-              <w:bottom w:type="dxa" w:w="90"/>
-              <w:right w:type="dxa" w:w="160"/>
-            </w:tcMar>
-          </w:tcPr>
-          <w:p>
-            <w:pPr>
-              <w:spacing w:after="0" w:line="264"/>
-            </w:pPr>
-            <w:r>
-              <w:rPr>
-                <w:b/>
-                <w:bCs/>
-                <w:caps/>
-                <w:color w:val="B45309"/>
-                <w:sz w:val="18"/>
-                <w:szCs w:val="18"/>
-              </w:rPr>
-              <w:t xml:space="preserve">⚠ Pitfall  </w:t>
-            </w:r>
-            <w:r>
-              <w:rPr>
-                <w:color w:val="1B2138"/>
-                <w:sz w:val="20"/>
-                <w:szCs w:val="20"/>
-              </w:rPr>
-              <w:t xml:space="preserve">A client component importing a module that transitively pulls in src/lib/db.ts (which imports cloudflare:workers) breaks the client build. Fix: client-safe constants were split out (e.g. SUBJECT_BLURB → src/lib/curriculum/subject-blurb.ts), keeping server-only Prisma out of the client bundle.</w:t>
-            </w:r>
-          </w:p>
-        </w:tc>
-      </w:tr>
-    </w:tbl>
-    <w:tbl>
-      <w:tblPr>
-        <w:tblW w:type="dxa" w:w="9026"/>
-        <w:tblBorders>
-          <w:top w:val="none" w:color="FFFFFF" w:sz="0"/>
-          <w:left w:val="none" w:color="FFFFFF" w:sz="0"/>
-          <w:bottom w:val="none" w:color="FFFFFF" w:sz="0"/>
-          <w:right w:val="none" w:color="FFFFFF" w:sz="0"/>
-          <w:insideH w:val="none" w:color="FFFFFF" w:sz="0"/>
-          <w:insideV w:val="none" w:color="FFFFFF" w:sz="0"/>
-        </w:tblBorders>
-      </w:tblPr>
-      <w:tblGrid>
-        <w:gridCol w:w="9026"/>
-      </w:tblGrid>
-      <w:tr>
-        <w:tc>
-          <w:tcPr>
-            <w:tcW w:type="dxa" w:w="9026"/>
-            <w:shd w:fill="E9FBF0" w:val="clear"/>
-            <w:tcMar>
-              <w:top w:type="dxa" w:w="90"/>
-              <w:left w:type="dxa" w:w="160"/>
-              <w:bottom w:type="dxa" w:w="90"/>
-              <w:right w:type="dxa" w:w="160"/>
-            </w:tcMar>
-          </w:tcPr>
-          <w:p>
-            <w:pPr>
-              <w:spacing w:after="0" w:line="264"/>
-            </w:pPr>
-            <w:r>
-              <w:rPr>
-                <w:b/>
-                <w:bCs/>
-                <w:caps/>
-                <w:color w:val="047857"/>
-                <w:sz w:val="18"/>
-                <w:szCs w:val="18"/>
-              </w:rPr>
-              <w:t xml:space="preserve">📷 Insert screenshot — Admin dashboard  </w:t>
-            </w:r>
-            <w:r>
-              <w:rPr>
-                <w:color w:val="1B2138"/>
-                <w:sz w:val="20"/>
-                <w:szCs w:val="20"/>
-              </w:rPr>
-              <w:t xml:space="preserve">/admin command center: the four stat tiles, “Top skill gaps,” quick-actions grid, and the failure heatmap.</w:t>
-            </w:r>
-          </w:p>
-        </w:tc>
-      </w:tr>
-    </w:tbl>
-    <w:tbl>
-      <w:tblPr>
-        <w:tblW w:type="dxa" w:w="9026"/>
-        <w:tblBorders>
-          <w:top w:val="none" w:color="FFFFFF" w:sz="0"/>
-          <w:left w:val="none" w:color="FFFFFF" w:sz="0"/>
-          <w:bottom w:val="none" w:color="FFFFFF" w:sz="0"/>
-          <w:right w:val="none" w:color="FFFFFF" w:sz="0"/>
-          <w:insideH w:val="none" w:color="FFFFFF" w:sz="0"/>
-          <w:insideV w:val="none" w:color="FFFFFF" w:sz="0"/>
-        </w:tblBorders>
-      </w:tblPr>
-      <w:tblGrid>
-        <w:gridCol w:w="9026"/>
-      </w:tblGrid>
-      <w:tr>
-        <w:tc>
-          <w:tcPr>
-            <w:tcW w:type="dxa" w:w="9026"/>
-            <w:shd w:fill="E9FBF0" w:val="clear"/>
-            <w:tcMar>
-              <w:top w:type="dxa" w:w="90"/>
-              <w:left w:type="dxa" w:w="160"/>
-              <w:bottom w:type="dxa" w:w="90"/>
-              <w:right w:type="dxa" w:w="160"/>
-            </w:tcMar>
-          </w:tcPr>
-          <w:p>
-            <w:pPr>
-              <w:spacing w:after="0" w:line="264"/>
-            </w:pPr>
-            <w:r>
-              <w:rPr>
-                <w:b/>
-                <w:bCs/>
-                <w:caps/>
-                <w:color w:val="047857"/>
-                <w:sz w:val="18"/>
-                <w:szCs w:val="18"/>
-              </w:rPr>
-              <w:t xml:space="preserve">📷 Insert screenshot — Skills knowledge graph  </w:t>
-            </w:r>
-            <w:r>
-              <w:rPr>
-                <w:color w:val="1B2138"/>
-                <w:sz w:val="20"/>
-                <w:szCs w:val="20"/>
-              </w:rPr>
-              <w:t xml:space="preserve">/content/skills with a node selected, highlighting its up/downstream prerequisites — the graph the engine traverses.</w:t>
-            </w:r>
-          </w:p>
-        </w:tc>
-      </w:tr>
-    </w:tbl>
-    <w:tbl>
-      <w:tblPr>
-        <w:tblW w:type="dxa" w:w="9026"/>
-        <w:tblBorders>
-          <w:top w:val="none" w:color="FFFFFF" w:sz="0"/>
-          <w:left w:val="none" w:color="FFFFFF" w:sz="0"/>
-          <w:bottom w:val="none" w:color="FFFFFF" w:sz="0"/>
-          <w:right w:val="none" w:color="FFFFFF" w:sz="0"/>
-          <w:insideH w:val="none" w:color="FFFFFF" w:sz="0"/>
-          <w:insideV w:val="none" w:color="FFFFFF" w:sz="0"/>
-        </w:tblBorders>
-      </w:tblPr>
-      <w:tblGrid>
-        <w:gridCol w:w="9026"/>
-      </w:tblGrid>
-      <w:tr>
-        <w:tc>
-          <w:tcPr>
-            <w:tcW w:type="dxa" w:w="9026"/>
-            <w:shd w:fill="E9FBF0" w:val="clear"/>
-            <w:tcMar>
-              <w:top w:type="dxa" w:w="90"/>
-              <w:left w:type="dxa" w:w="160"/>
-              <w:bottom w:type="dxa" w:w="90"/>
-              <w:right w:type="dxa" w:w="160"/>
-            </w:tcMar>
-          </w:tcPr>
-          <w:p>
-            <w:pPr>
-              <w:spacing w:after="0" w:line="264"/>
-            </w:pPr>
-            <w:r>
-              <w:rPr>
-                <w:b/>
-                <w:bCs/>
-                <w:caps/>
-                <w:color w:val="047857"/>
-                <w:sz w:val="18"/>
-                <w:szCs w:val="18"/>
-              </w:rPr>
-              <w:t xml:space="preserve">🎥 Insert screen recording — Cohort analytics  </w:t>
-            </w:r>
-            <w:r>
-              <w:rPr>
-                <w:color w:val="1B2138"/>
-                <w:sz w:val="20"/>
-                <w:szCs w:val="20"/>
-              </w:rPr>
-              <w:t xml:space="preserve">/admin/analytics: hover the performance-trend line and error-type bars so the tooltips animate. ~15s.</w:t>
-            </w:r>
-          </w:p>
-        </w:tc>
-      </w:tr>
-    </w:tbl>
-    <w:p>
-      <w:r>
-        <w:br w:type="page"/>
-      </w:r>
-    </w:p>
-    <w:p>
-      <w:pPr>
-        <w:pStyle w:val="Heading1"/>
-        <w:spacing w:after="140" w:before="320"/>
-      </w:pPr>
-      <w:r>
-        <w:rPr>
-          <w:b/>
-          <w:bCs/>
-          <w:color w:val="4F46E5"/>
-          <w:sz w:val="30"/>
-          <w:szCs w:val="30"/>
-        </w:rPr>
-        <w:t xml:space="preserve">Phase 7 — The Database Manager</w:t>
-      </w:r>
-    </w:p>
-    <w:tbl>
-      <w:tblPr>
-        <w:tblW w:type="dxa" w:w="9026"/>
-        <w:tblBorders>
-          <w:top w:val="none" w:color="FFFFFF" w:sz="0"/>
-          <w:left w:val="none" w:color="FFFFFF" w:sz="0"/>
-          <w:bottom w:val="none" w:color="FFFFFF" w:sz="0"/>
-          <w:right w:val="none" w:color="FFFFFF" w:sz="0"/>
-          <w:insideH w:val="none" w:color="FFFFFF" w:sz="0"/>
-          <w:insideV w:val="none" w:color="FFFFFF" w:sz="0"/>
-        </w:tblBorders>
-      </w:tblPr>
-      <w:tblGrid>
-        <w:gridCol w:w="9026"/>
-      </w:tblGrid>
-      <w:tr>
-        <w:tc>
-          <w:tcPr>
-            <w:tcW w:type="dxa" w:w="9026"/>
-            <w:shd w:fill="EEF0FE" w:val="clear"/>
-            <w:tcMar>
-              <w:top w:type="dxa" w:w="90"/>
-              <w:left w:type="dxa" w:w="160"/>
-              <w:bottom w:type="dxa" w:w="90"/>
-              <w:right w:type="dxa" w:w="160"/>
-            </w:tcMar>
-          </w:tcPr>
-          <w:p>
-            <w:pPr>
-              <w:spacing w:after="0" w:line="264"/>
-            </w:pPr>
-            <w:r>
-              <w:rPr>
-                <w:b/>
-                <w:bCs/>
-                <w:caps/>
-                <w:color w:val="7C3AED"/>
-                <w:sz w:val="18"/>
-                <w:szCs w:val="18"/>
-              </w:rPr>
-              <w:t xml:space="preserve">Reasoning  </w:t>
-            </w:r>
-            <w:r>
-              <w:rPr>
-                <w:color w:val="1B2138"/>
-                <w:sz w:val="20"/>
-                <w:szCs w:val="20"/>
-              </w:rPr>
-              <w:t xml:space="preserve">Admins asked to “see and manage the entire database.” Rather than hard-code a CRUD page per table, a generic, schema-introspecting manager was built (src/lib/admin/db-admin.ts + /api/admin/db + /admin/database).</w:t>
-            </w:r>
-          </w:p>
-        </w:tc>
-      </w:tr>
-    </w:tbl>
-    <w:p>
-      <w:pPr>
-        <w:spacing w:after="60"/>
-      </w:pPr>
-      <w:r>
-        <w:rPr>
-          <w:sz w:val="8"/>
-          <w:szCs w:val="8"/>
-        </w:rPr>
-        <w:t xml:space="preserve"/>
-      </w:r>
-    </w:p>
-    <w:p>
-      <w:pPr>
-        <w:pStyle w:val="ListParagraph"/>
-        <w:numPr>
-          <w:ilvl w:val="0"/>
-          <w:numId w:val="2"/>
-        </w:numPr>
-        <w:spacing w:after="60" w:line="264"/>
-      </w:pPr>
-      <w:r>
-        <w:rPr>
-          <w:color w:val="1B2138"/>
-          <w:sz w:val="21"/>
-          <w:szCs w:val="21"/>
-        </w:rPr>
-        <w:t xml:space="preserve">List tables + live row counts (from sqlite_master + COUNT(*)).</w:t>
-      </w:r>
-    </w:p>
-    <w:p>
-      <w:pPr>
-        <w:pStyle w:val="ListParagraph"/>
-        <w:numPr>
-          <w:ilvl w:val="0"/>
-          <w:numId w:val="2"/>
-        </w:numPr>
-        <w:spacing w:after="60" w:line="264"/>
-      </w:pPr>
-      <w:r>
-        <w:rPr>
-          <w:color w:val="1B2138"/>
-          <w:sz w:val="21"/>
-          <w:szCs w:val="21"/>
-        </w:rPr>
-        <w:t xml:space="preserve">Per-table: paginated rows + full-text search (every column CAST(... AS TEXT) LIKE ?), inline edit and delete.</w:t>
-      </w:r>
-    </w:p>
-    <w:p>
-      <w:pPr>
-        <w:pStyle w:val="ListParagraph"/>
-        <w:numPr>
-          <w:ilvl w:val="0"/>
-          <w:numId w:val="2"/>
-        </w:numPr>
-        <w:spacing w:after="60" w:line="264"/>
-      </w:pPr>
-      <w:r>
-        <w:rPr>
-          <w:color w:val="1B2138"/>
-          <w:sz w:val="21"/>
-          <w:szCs w:val="21"/>
-        </w:rPr>
-        <w:t xml:space="preserve">Rows are addressed by SQLite’s implicit rowid, so edit/delete work uniformly even on composite-PK tables.</w:t>
-      </w:r>
-    </w:p>
-    <w:tbl>
-      <w:tblPr>
-        <w:tblW w:type="dxa" w:w="9026"/>
-        <w:tblBorders>
-          <w:top w:val="none" w:color="FFFFFF" w:sz="0"/>
-          <w:left w:val="none" w:color="FFFFFF" w:sz="0"/>
-          <w:bottom w:val="none" w:color="FFFFFF" w:sz="0"/>
-          <w:right w:val="none" w:color="FFFFFF" w:sz="0"/>
-          <w:insideH w:val="none" w:color="FFFFFF" w:sz="0"/>
-          <w:insideV w:val="none" w:color="FFFFFF" w:sz="0"/>
-        </w:tblBorders>
-      </w:tblPr>
-      <w:tblGrid>
-        <w:gridCol w:w="9026"/>
-      </w:tblGrid>
-      <w:tr>
-        <w:tc>
-          <w:tcPr>
-            <w:tcW w:type="dxa" w:w="9026"/>
-            <w:shd w:fill="EEF0FE" w:val="clear"/>
-            <w:tcMar>
-              <w:top w:type="dxa" w:w="90"/>
-              <w:left w:type="dxa" w:w="160"/>
-              <w:bottom w:type="dxa" w:w="90"/>
-              <w:right w:type="dxa" w:w="160"/>
-            </w:tcMar>
-          </w:tcPr>
-          <w:p>
-            <w:pPr>
-              <w:spacing w:after="0" w:line="264"/>
-            </w:pPr>
-            <w:r>
-              <w:rPr>
-                <w:b/>
-                <w:bCs/>
-                <w:caps/>
-                <w:color w:val="7C3AED"/>
-                <w:sz w:val="18"/>
-                <w:szCs w:val="18"/>
-              </w:rPr>
-              <w:t xml:space="preserve">Security — the critical part  </w:t>
-            </w:r>
-            <w:r>
-              <w:rPr>
-                <w:color w:val="1B2138"/>
-                <w:sz w:val="20"/>
-                <w:szCs w:val="20"/>
-              </w:rPr>
-              <w:t xml:space="preserve">Table and column identifiers are whitelist-validated against the live schema before touching SQL (an injected name like skills;DROP returns “Unknown table”); all values are bound as parameters, never interpolated; the whole area is Admin-only and every write is audit-logged (db.update_row / db.delete_row).</w:t>
-            </w:r>
-          </w:p>
-        </w:tc>
-      </w:tr>
-    </w:tbl>
-    <w:tbl>
-      <w:tblPr>
-        <w:tblW w:type="dxa" w:w="9026"/>
-        <w:tblBorders>
-          <w:top w:val="none" w:color="FFFFFF" w:sz="0"/>
-          <w:left w:val="none" w:color="FFFFFF" w:sz="0"/>
-          <w:bottom w:val="none" w:color="FFFFFF" w:sz="0"/>
-          <w:right w:val="none" w:color="FFFFFF" w:sz="0"/>
-          <w:insideH w:val="none" w:color="FFFFFF" w:sz="0"/>
-          <w:insideV w:val="none" w:color="FFFFFF" w:sz="0"/>
-        </w:tblBorders>
-      </w:tblPr>
-      <w:tblGrid>
-        <w:gridCol w:w="9026"/>
-      </w:tblGrid>
-      <w:tr>
-        <w:tc>
-          <w:tcPr>
-            <w:tcW w:type="dxa" w:w="9026"/>
-            <w:shd w:fill="FFF4E5" w:val="clear"/>
-            <w:tcMar>
-              <w:top w:type="dxa" w:w="90"/>
-              <w:left w:type="dxa" w:w="160"/>
-              <w:bottom w:type="dxa" w:w="90"/>
-              <w:right w:type="dxa" w:w="160"/>
-            </w:tcMar>
-          </w:tcPr>
-          <w:p>
-            <w:pPr>
-              <w:spacing w:after="0" w:line="264"/>
-            </w:pPr>
-            <w:r>
-              <w:rPr>
-                <w:b/>
-                <w:bCs/>
-                <w:caps/>
-                <w:color w:val="B45309"/>
-                <w:sz w:val="18"/>
-                <w:szCs w:val="18"/>
-              </w:rPr>
-              <w:t xml:space="preserve">⚠ Pitfall  </w:t>
-            </w:r>
-            <w:r>
-              <w:rPr>
-                <w:color w:val="1B2138"/>
-                <w:sz w:val="20"/>
-                <w:szCs w:val="20"/>
-              </w:rPr>
-              <w:t xml:space="preserve">An initial single-query optimization (UNION ALL over all tables) hit D1’s compound-SELECT term limit (SQLITE_ERROR: too many terms). Fix: reverted to concurrent per-table counts — correct and fast enough.</w:t>
-            </w:r>
-          </w:p>
-        </w:tc>
-      </w:tr>
-    </w:tbl>
-    <w:tbl>
-      <w:tblPr>
-        <w:tblW w:type="dxa" w:w="9026"/>
-        <w:tblBorders>
-          <w:top w:val="none" w:color="FFFFFF" w:sz="0"/>
-          <w:left w:val="none" w:color="FFFFFF" w:sz="0"/>
-          <w:bottom w:val="none" w:color="FFFFFF" w:sz="0"/>
-          <w:right w:val="none" w:color="FFFFFF" w:sz="0"/>
-          <w:insideH w:val="none" w:color="FFFFFF" w:sz="0"/>
-          <w:insideV w:val="none" w:color="FFFFFF" w:sz="0"/>
-        </w:tblBorders>
-      </w:tblPr>
-      <w:tblGrid>
-        <w:gridCol w:w="9026"/>
-      </w:tblGrid>
-      <w:tr>
-        <w:tc>
-          <w:tcPr>
-            <w:tcW w:type="dxa" w:w="9026"/>
-            <w:shd w:fill="E9FBF0" w:val="clear"/>
-            <w:tcMar>
-              <w:top w:type="dxa" w:w="90"/>
-              <w:left w:type="dxa" w:w="160"/>
-              <w:bottom w:type="dxa" w:w="90"/>
-              <w:right w:type="dxa" w:w="160"/>
-            </w:tcMar>
-          </w:tcPr>
-          <w:p>
-            <w:pPr>
-              <w:spacing w:after="0" w:line="264"/>
-            </w:pPr>
-            <w:r>
-              <w:rPr>
-                <w:b/>
-                <w:bCs/>
-                <w:caps/>
-                <w:color w:val="047857"/>
-                <w:sz w:val="18"/>
-                <w:szCs w:val="18"/>
-              </w:rPr>
-              <w:t xml:space="preserve">📷 Insert screenshot — Database manager  </w:t>
-            </w:r>
-            <w:r>
-              <w:rPr>
-                <w:color w:val="1B2138"/>
-                <w:sz w:val="20"/>
-                <w:szCs w:val="20"/>
-              </w:rPr>
-              <w:t xml:space="preserve">/admin/database with the questions table open: the left table list with counts, the row grid with the PK badge and edit/delete icons, and the search box.</w:t>
-            </w:r>
-          </w:p>
-        </w:tc>
-      </w:tr>
-    </w:tbl>
-    <w:p>
-      <w:r>
-        <w:br w:type="page"/>
-      </w:r>
-    </w:p>
-    <w:p>
-      <w:pPr>
-        <w:pStyle w:val="Heading1"/>
-        <w:spacing w:after="140" w:before="320"/>
-      </w:pPr>
-      <w:r>
-        <w:rPr>
-          <w:b/>
-          <w:bCs/>
-          <w:color w:val="4F46E5"/>
-          <w:sz w:val="30"/>
-          <w:szCs w:val="30"/>
-        </w:rPr>
-        <w:t xml:space="preserve">Phase 8 — Deployment to Cloudflare</w:t>
-      </w:r>
-    </w:p>
-    <w:tbl>
-      <w:tblPr>
-        <w:tblW w:type="dxa" w:w="9026"/>
-        <w:tblBorders>
-          <w:top w:val="none" w:color="FFFFFF" w:sz="0"/>
-          <w:left w:val="none" w:color="FFFFFF" w:sz="0"/>
-          <w:bottom w:val="none" w:color="FFFFFF" w:sz="0"/>
-          <w:right w:val="none" w:color="FFFFFF" w:sz="0"/>
-          <w:insideH w:val="none" w:color="FFFFFF" w:sz="0"/>
-          <w:insideV w:val="none" w:color="FFFFFF" w:sz="0"/>
-        </w:tblBorders>
-      </w:tblPr>
-      <w:tblGrid>
-        <w:gridCol w:w="9026"/>
-      </w:tblGrid>
-      <w:tr>
-        <w:tc>
-          <w:tcPr>
-            <w:tcW w:type="dxa" w:w="9026"/>
-            <w:shd w:fill="EEF0FE" w:val="clear"/>
-            <w:tcMar>
-              <w:top w:type="dxa" w:w="90"/>
-              <w:left w:type="dxa" w:w="160"/>
-              <w:bottom w:type="dxa" w:w="90"/>
-              <w:right w:type="dxa" w:w="160"/>
-            </w:tcMar>
-          </w:tcPr>
-          <w:p>
-            <w:pPr>
-              <w:spacing w:after="0" w:line="264"/>
-            </w:pPr>
-            <w:r>
-              <w:rPr>
-                <w:b/>
-                <w:bCs/>
-                <w:caps/>
-                <w:color w:val="7C3AED"/>
-                <w:sz w:val="18"/>
-                <w:szCs w:val="18"/>
-              </w:rPr>
-              <w:t xml:space="preserve">Reasoning  </w:t>
-            </w:r>
-            <w:r>
-              <w:rPr>
-                <w:color w:val="1B2138"/>
-                <w:sz w:val="20"/>
-                <w:szCs w:val="20"/>
-              </w:rPr>
-              <w:t xml:space="preserve">Production runs on the same primitives as dev (cloudflare:workers, D1), so there is no host-specific rewrite. The deploy is a fixed, repeatable sequence.</w:t>
-            </w:r>
-          </w:p>
-        </w:tc>
-      </w:tr>
-    </w:tbl>
-    <w:p>
-      <w:pPr>
-        <w:spacing w:after="60"/>
-      </w:pPr>
-      <w:r>
-        <w:rPr>
-          <w:sz w:val="8"/>
-          <w:szCs w:val="8"/>
-        </w:rPr>
-        <w:t xml:space="preserve"/>
-      </w:r>
-    </w:p>
-    <w:p>
-      <w:pPr>
-        <w:pStyle w:val="Heading3"/>
-        <w:spacing w:after="70" w:before="160"/>
-      </w:pPr>
-      <w:r>
-        <w:rPr>
-          <w:b/>
-          <w:bCs/>
-          <w:color w:val="334155"/>
-          <w:sz w:val="22"/>
-          <w:szCs w:val="22"/>
-        </w:rPr>
-        <w:t xml:space="preserve">One-time (per account)</w:t>
-      </w:r>
-    </w:p>
-    <w:p>
-      <w:pPr>
-        <w:pStyle w:val="ListParagraph"/>
-        <w:numPr>
-          <w:ilvl w:val="0"/>
-          <w:numId w:val="3"/>
-        </w:numPr>
-        <w:spacing w:after="60" w:line="264"/>
-      </w:pPr>
-      <w:r>
-        <w:rPr>
-          <w:rFonts w:ascii="Consolas" w:cs="Consolas" w:eastAsia="Consolas" w:hAnsi="Consolas"/>
-          <w:color w:val="334155"/>
-          <w:sz w:val="19"/>
-          <w:szCs w:val="19"/>
-        </w:rPr>
-        <w:t xml:space="preserve">npx wrangler login</w:t>
-      </w:r>
-      <w:r>
-        <w:t xml:space="preserve"> (browser OAuth — a human step; not automatable).</w:t>
-      </w:r>
-    </w:p>
-    <w:p>
-      <w:pPr>
-        <w:pStyle w:val="ListParagraph"/>
-        <w:numPr>
-          <w:ilvl w:val="0"/>
-          <w:numId w:val="3"/>
-        </w:numPr>
-        <w:spacing w:after="60" w:line="264"/>
-      </w:pPr>
-      <w:r>
-        <w:rPr>
-          <w:rFonts w:ascii="Consolas" w:cs="Consolas" w:eastAsia="Consolas" w:hAnsi="Consolas"/>
-          <w:color w:val="334155"/>
-          <w:sz w:val="19"/>
-          <w:szCs w:val="19"/>
-        </w:rPr>
-        <w:t xml:space="preserve">npx wrangler d1 create zarban</w:t>
-      </w:r>
-      <w:r>
-        <w:t xml:space="preserve"> → capture the printed database_id.</w:t>
-      </w:r>
-    </w:p>
-    <w:p>
-      <w:pPr>
-        <w:pStyle w:val="ListParagraph"/>
-        <w:numPr>
-          <w:ilvl w:val="0"/>
-          <w:numId w:val="3"/>
-        </w:numPr>
-        <w:spacing w:after="60" w:line="264"/>
-      </w:pPr>
-      <w:r>
-        <w:rPr>
-          <w:rFonts w:ascii="Consolas" w:cs="Consolas" w:eastAsia="Consolas" w:hAnsi="Consolas"/>
-          <w:color w:val="334155"/>
-          <w:sz w:val="19"/>
-          <w:szCs w:val="19"/>
-        </w:rPr>
-        <w:t xml:space="preserve">npx wrangler d1 execute zarban --remote --file=drizzle/0000_initial.sql -y</w:t>
-      </w:r>
-      <w:r>
-        <w:t xml:space="preserve"> (result: 6,447 queries, ~19,305 rows, 20 tables).</w:t>
-      </w:r>
-    </w:p>
-    <w:p>
-      <w:pPr>
-        <w:pStyle w:val="Heading3"/>
-        <w:spacing w:after="70" w:before="160"/>
-      </w:pPr>
-      <w:r>
-        <w:rPr>
-          <w:b/>
-          <w:bCs/>
-          <w:color w:val="334155"/>
-          <w:sz w:val="22"/>
-          <w:szCs w:val="22"/>
-        </w:rPr>
-        <w:t xml:space="preserve">Every deploy</w:t>
-      </w:r>
-    </w:p>
-    <w:p>
-      <w:pPr>
-        <w:pStyle w:val="ListParagraph"/>
-        <w:numPr>
-          <w:ilvl w:val="0"/>
-          <w:numId w:val="3"/>
-        </w:numPr>
-        <w:spacing w:after="60" w:line="264"/>
-      </w:pPr>
-      <w:r>
-        <w:rPr>
-          <w:rFonts w:ascii="Consolas" w:cs="Consolas" w:eastAsia="Consolas" w:hAnsi="Consolas"/>
-          <w:color w:val="334155"/>
-          <w:sz w:val="19"/>
-          <w:szCs w:val="19"/>
-        </w:rPr>
-        <w:t xml:space="preserve">npm run build</w:t>
-      </w:r>
-      <w:r>
-        <w:t xml:space="preserve"> (regenerates dist/server/ and dist/server/wrangler.json).</w:t>
-      </w:r>
-    </w:p>
-    <w:p>
-      <w:pPr>
-        <w:pStyle w:val="ListParagraph"/>
-        <w:numPr>
-          <w:ilvl w:val="0"/>
-          <w:numId w:val="3"/>
-        </w:numPr>
-        <w:spacing w:after="60" w:line="264"/>
-      </w:pPr>
-      <w:r>
-        <w:rPr>
-          <w:rFonts w:ascii="Consolas" w:cs="Consolas" w:eastAsia="Consolas" w:hAnsi="Consolas"/>
-          <w:color w:val="334155"/>
-          <w:sz w:val="19"/>
-          <w:szCs w:val="19"/>
-        </w:rPr>
-        <w:t xml:space="preserve">node scripts/patch-d1.mjs &lt;database_id&gt;</w:t>
-      </w:r>
-      <w:r>
-        <w:t xml:space="preserve"> — writes the D1 binding into the freshly-built config, so no one hand-edits generated JSON.</w:t>
-      </w:r>
-    </w:p>
-    <w:p>
-      <w:pPr>
-        <w:pStyle w:val="ListParagraph"/>
-        <w:numPr>
-          <w:ilvl w:val="0"/>
-          <w:numId w:val="3"/>
-        </w:numPr>
-        <w:spacing w:after="60" w:line="264"/>
-      </w:pPr>
-      <w:r>
-        <w:rPr>
-          <w:rFonts w:ascii="Consolas" w:cs="Consolas" w:eastAsia="Consolas" w:hAnsi="Consolas"/>
-          <w:color w:val="334155"/>
-          <w:sz w:val="19"/>
-          <w:szCs w:val="19"/>
-        </w:rPr>
-        <w:t xml:space="preserve">npx wrangler deploy</w:t>
-      </w:r>
-      <w:r>
-        <w:t xml:space="preserve"> — run from the repo root, not dist/server/.</w:t>
-      </w:r>
-    </w:p>
-    <w:p>
-      <w:pPr>
-        <w:pStyle w:val="Heading3"/>
-        <w:spacing w:after="70" w:before="160"/>
-      </w:pPr>
-      <w:r>
-        <w:rPr>
-          <w:b/>
-          <w:bCs/>
-          <w:color w:val="334155"/>
-          <w:sz w:val="22"/>
-          <w:szCs w:val="22"/>
-        </w:rPr>
-        <w:t xml:space="preserve">Post-deploy hardening</w:t>
-      </w:r>
-    </w:p>
-    <w:p>
-      <w:pPr>
-        <w:pStyle w:val="ListParagraph"/>
-        <w:numPr>
-          <w:ilvl w:val="0"/>
-          <w:numId w:val="3"/>
-        </w:numPr>
-        <w:spacing w:after="60" w:line="264"/>
-      </w:pPr>
-      <w:r>
-        <w:rPr>
-          <w:rFonts w:ascii="Consolas" w:cs="Consolas" w:eastAsia="Consolas" w:hAnsi="Consolas"/>
-          <w:color w:val="334155"/>
-          <w:sz w:val="19"/>
-          <w:szCs w:val="19"/>
-        </w:rPr>
-        <w:t xml:space="preserve">wrangler secret put AUTH_SECRET</w:t>
-      </w:r>
-      <w:r>
-        <w:t xml:space="preserve"> — replace the dev-fallback JWT secret (piped a 48-byte random value; never printed).</w:t>
-      </w:r>
-    </w:p>
-    <w:p>
-      <w:pPr>
-        <w:pStyle w:val="Heading3"/>
-        <w:spacing w:after="70" w:before="160"/>
-      </w:pPr>
-      <w:r>
-        <w:rPr>
-          <w:b/>
-          <w:bCs/>
-          <w:color w:val="334155"/>
-          <w:sz w:val="22"/>
-          <w:szCs w:val="22"/>
-        </w:rPr>
-        <w:t xml:space="preserve">Pitfalls solved during the real deployment</w:t>
-      </w:r>
-    </w:p>
-    <w:p>
-      <w:pPr>
-        <w:pStyle w:val="ListParagraph"/>
-        <w:numPr>
-          <w:ilvl w:val="0"/>
-          <w:numId w:val="2"/>
-        </w:numPr>
-        <w:spacing w:after="60" w:line="264"/>
-      </w:pPr>
-      <w:r>
-        <w:rPr>
-          <w:b/>
-          <w:bCs/>
-        </w:rPr>
-        <w:t xml:space="preserve">Deploy config collision: </w:t>
-      </w:r>
-      <w:r>
-        <w:t xml:space="preserve">running deploy from dist/server/ errors (“Found both a user configuration file… and a deploy configuration file…”). Fix: deploy from repo root.</w:t>
-      </w:r>
-    </w:p>
-    <w:p>
-      <w:pPr>
-        <w:pStyle w:val="ListParagraph"/>
-        <w:numPr>
-          <w:ilvl w:val="0"/>
-          <w:numId w:val="2"/>
-        </w:numPr>
-        <w:spacing w:after="60" w:line="264"/>
-      </w:pPr>
-      <w:r>
-        <w:rPr>
-          <w:b/>
-          <w:bCs/>
-        </w:rPr>
-        <w:t xml:space="preserve">Cold-start transients: </w:t>
-      </w:r>
-      <w:r>
-        <w:t xml:space="preserve">the first ~30s returns sporadic 404/1042. Fix: warmup; a route-sweep once warm confirms all 200.</w:t>
-      </w:r>
-    </w:p>
-    <w:p>
-      <w:pPr>
-        <w:pStyle w:val="ListParagraph"/>
-        <w:numPr>
-          <w:ilvl w:val="0"/>
-          <w:numId w:val="2"/>
-        </w:numPr>
-        <w:spacing w:after="60" w:line="264"/>
-      </w:pPr>
-      <w:r>
-        <w:rPr>
-          <w:b/>
-          <w:bCs/>
-        </w:rPr>
-        <w:t xml:space="preserve">workers.dev subdomain: </w:t>
-      </w:r>
-      <w:r>
-        <w:t xml:space="preserve">the auto-assigned subdomain can’t be renamed via API (error 10036) — dashboard-only, one-time. Custom domain needs a zone on the account (verified 0 zones ⇒ needs registration first).</w:t>
-      </w:r>
-    </w:p>
-    <w:p>
-      <w:pPr>
-        <w:pStyle w:val="ListParagraph"/>
-        <w:numPr>
-          <w:ilvl w:val="0"/>
-          <w:numId w:val="2"/>
-        </w:numPr>
-        <w:spacing w:after="60" w:line="264"/>
-      </w:pPr>
-      <w:r>
-        <w:rPr>
-          <w:b/>
-          <w:bCs/>
-        </w:rPr>
-        <w:t xml:space="preserve">Fresh subdomain SSL: </w:t>
-      </w:r>
-      <w:r>
-        <w:t xml:space="preserve">after a subdomain change, HTTP served instantly but HTTPS failed the TLS handshake (curl exit 35) for a few minutes while Cloudflare issued the cert. Fix: poll until it lands.</w:t>
-      </w:r>
-    </w:p>
-    <w:tbl>
-      <w:tblPr>
-        <w:tblW w:type="dxa" w:w="9026"/>
-        <w:tblBorders>
-          <w:top w:val="none" w:color="FFFFFF" w:sz="0"/>
-          <w:left w:val="none" w:color="FFFFFF" w:sz="0"/>
-          <w:bottom w:val="none" w:color="FFFFFF" w:sz="0"/>
-          <w:right w:val="none" w:color="FFFFFF" w:sz="0"/>
-          <w:insideH w:val="none" w:color="FFFFFF" w:sz="0"/>
-          <w:insideV w:val="none" w:color="FFFFFF" w:sz="0"/>
-        </w:tblBorders>
-      </w:tblPr>
-      <w:tblGrid>
-        <w:gridCol w:w="9026"/>
-      </w:tblGrid>
-      <w:tr>
-        <w:tc>
-          <w:tcPr>
-            <w:tcW w:type="dxa" w:w="9026"/>
-            <w:shd w:fill="E9FBF0" w:val="clear"/>
-            <w:tcMar>
-              <w:top w:type="dxa" w:w="90"/>
-              <w:left w:type="dxa" w:w="160"/>
-              <w:bottom w:type="dxa" w:w="90"/>
-              <w:right w:type="dxa" w:w="160"/>
-            </w:tcMar>
-          </w:tcPr>
-          <w:p>
-            <w:pPr>
-              <w:spacing w:after="0" w:line="264"/>
-            </w:pPr>
-            <w:r>
-              <w:rPr>
-                <w:b/>
-                <w:bCs/>
-                <w:caps/>
-                <w:color w:val="047857"/>
-                <w:sz w:val="18"/>
-                <w:szCs w:val="18"/>
-              </w:rPr>
-              <w:t xml:space="preserve">📷 Insert screenshot — wrangler deploy  </w:t>
-            </w:r>
-            <w:r>
-              <w:rPr>
-                <w:color w:val="1B2138"/>
-                <w:sz w:val="20"/>
-                <w:szCs w:val="20"/>
-              </w:rPr>
-              <w:t xml:space="preserve">Terminal output: “Uploaded zarban,” “env.DB (zarban) D1 Database,” the live workers.dev URL, and the Version ID.</w:t>
-            </w:r>
-          </w:p>
-        </w:tc>
-      </w:tr>
-    </w:tbl>
-    <w:tbl>
-      <w:tblPr>
-        <w:tblW w:type="dxa" w:w="9026"/>
-        <w:tblBorders>
-          <w:top w:val="none" w:color="FFFFFF" w:sz="0"/>
-          <w:left w:val="none" w:color="FFFFFF" w:sz="0"/>
-          <w:bottom w:val="none" w:color="FFFFFF" w:sz="0"/>
-          <w:right w:val="none" w:color="FFFFFF" w:sz="0"/>
-          <w:insideH w:val="none" w:color="FFFFFF" w:sz="0"/>
-          <w:insideV w:val="none" w:color="FFFFFF" w:sz="0"/>
-        </w:tblBorders>
-      </w:tblPr>
-      <w:tblGrid>
-        <w:gridCol w:w="9026"/>
-      </w:tblGrid>
-      <w:tr>
-        <w:tc>
-          <w:tcPr>
-            <w:tcW w:type="dxa" w:w="9026"/>
-            <w:shd w:fill="E9FBF0" w:val="clear"/>
-            <w:tcMar>
-              <w:top w:type="dxa" w:w="90"/>
-              <w:left w:type="dxa" w:w="160"/>
-              <w:bottom w:type="dxa" w:w="90"/>
-              <w:right w:type="dxa" w:w="160"/>
-            </w:tcMar>
-          </w:tcPr>
-          <w:p>
-            <w:pPr>
-              <w:spacing w:after="0" w:line="264"/>
-            </w:pPr>
-            <w:r>
-              <w:rPr>
-                <w:b/>
-                <w:bCs/>
-                <w:caps/>
-                <w:color w:val="047857"/>
-                <w:sz w:val="18"/>
-                <w:szCs w:val="18"/>
-              </w:rPr>
-              <w:t xml:space="preserve">📷 Insert screenshot — D1 import result  </w:t>
-            </w:r>
-            <w:r>
-              <w:rPr>
-                <w:color w:val="1B2138"/>
-                <w:sz w:val="20"/>
-                <w:szCs w:val="20"/>
-              </w:rPr>
-              <w:t xml:space="preserve">The d1 execute --file summary: “6,447 queries,” “19,305 rows written,” “20 tables” — proof the remote DB was seeded.</w:t>
-            </w:r>
-          </w:p>
-        </w:tc>
-      </w:tr>
-    </w:tbl>
-    <w:tbl>
-      <w:tblPr>
-        <w:tblW w:type="dxa" w:w="9026"/>
-        <w:tblBorders>
-          <w:top w:val="none" w:color="FFFFFF" w:sz="0"/>
-          <w:left w:val="none" w:color="FFFFFF" w:sz="0"/>
-          <w:bottom w:val="none" w:color="FFFFFF" w:sz="0"/>
-          <w:right w:val="none" w:color="FFFFFF" w:sz="0"/>
-          <w:insideH w:val="none" w:color="FFFFFF" w:sz="0"/>
-          <w:insideV w:val="none" w:color="FFFFFF" w:sz="0"/>
-        </w:tblBorders>
-      </w:tblPr>
-      <w:tblGrid>
-        <w:gridCol w:w="9026"/>
-      </w:tblGrid>
-      <w:tr>
-        <w:tc>
-          <w:tcPr>
-            <w:tcW w:type="dxa" w:w="9026"/>
-            <w:shd w:fill="E9FBF0" w:val="clear"/>
-            <w:tcMar>
-              <w:top w:type="dxa" w:w="90"/>
-              <w:left w:type="dxa" w:w="160"/>
-              <w:bottom w:type="dxa" w:w="90"/>
-              <w:right w:type="dxa" w:w="160"/>
-            </w:tcMar>
-          </w:tcPr>
-          <w:p>
-            <w:pPr>
-              <w:spacing w:after="0" w:line="264"/>
-            </w:pPr>
-            <w:r>
-              <w:rPr>
-                <w:b/>
-                <w:bCs/>
-                <w:caps/>
-                <w:color w:val="047857"/>
-                <w:sz w:val="18"/>
-                <w:szCs w:val="18"/>
-              </w:rPr>
-              <w:t xml:space="preserve">🎥 Insert screen recording — End-to-end deploy  </w:t>
-            </w:r>
-            <w:r>
-              <w:rPr>
-                <w:color w:val="1B2138"/>
-                <w:sz w:val="20"/>
-                <w:szCs w:val="20"/>
-              </w:rPr>
-              <w:t xml:space="preserve">build → patch-d1 → deploy, then a browser hit of the live URL. ~90s. The definitive “it ships” artifact.</w:t>
-            </w:r>
-          </w:p>
-        </w:tc>
-      </w:tr>
-    </w:tbl>
-    <w:p>
-      <w:r>
-        <w:br w:type="page"/>
-      </w:r>
-    </w:p>
-    <w:p>
-      <w:pPr>
-        <w:pStyle w:val="Heading1"/>
-        <w:spacing w:after="140" w:before="320"/>
-      </w:pPr>
-      <w:r>
-        <w:rPr>
-          <w:b/>
-          <w:bCs/>
-          <w:color w:val="4F46E5"/>
-          <w:sz w:val="30"/>
-          <w:szCs w:val="30"/>
-        </w:rPr>
-        <w:t xml:space="preserve">Phase 9 — Performance Optimization</w:t>
-      </w:r>
-    </w:p>
-    <w:tbl>
-      <w:tblPr>
-        <w:tblW w:type="dxa" w:w="9026"/>
-        <w:tblBorders>
-          <w:top w:val="none" w:color="FFFFFF" w:sz="0"/>
-          <w:left w:val="none" w:color="FFFFFF" w:sz="0"/>
-          <w:bottom w:val="none" w:color="FFFFFF" w:sz="0"/>
-          <w:right w:val="none" w:color="FFFFFF" w:sz="0"/>
-          <w:insideH w:val="none" w:color="FFFFFF" w:sz="0"/>
-          <w:insideV w:val="none" w:color="FFFFFF" w:sz="0"/>
-        </w:tblBorders>
-      </w:tblPr>
-      <w:tblGrid>
-        <w:gridCol w:w="9026"/>
-      </w:tblGrid>
-      <w:tr>
-        <w:tc>
-          <w:tcPr>
-            <w:tcW w:type="dxa" w:w="9026"/>
-            <w:shd w:fill="EEF0FE" w:val="clear"/>
-            <w:tcMar>
-              <w:top w:type="dxa" w:w="90"/>
-              <w:left w:type="dxa" w:w="160"/>
-              <w:bottom w:type="dxa" w:w="90"/>
-              <w:right w:type="dxa" w:w="160"/>
-            </w:tcMar>
-          </w:tcPr>
-          <w:p>
-            <w:pPr>
-              <w:spacing w:after="0" w:line="264"/>
-            </w:pPr>
-            <w:r>
-              <w:rPr>
-                <w:b/>
-                <w:bCs/>
-                <w:caps/>
-                <w:color w:val="7C3AED"/>
-                <w:sz w:val="18"/>
-                <w:szCs w:val="18"/>
-              </w:rPr>
-              <w:t xml:space="preserve">Reasoning  </w:t>
-            </w:r>
-            <w:r>
-              <w:rPr>
-                <w:color w:val="1B2138"/>
-                <w:sz w:val="20"/>
-                <w:szCs w:val="20"/>
-              </w:rPr>
-              <w:t xml:space="preserve">On Cloudflare D1, each query is a network round trip, so per-request round-trip count — not slow scans (indexes were already in place) — dominates latency. The optimization was measured, not guessed.</w:t>
-            </w:r>
-          </w:p>
-        </w:tc>
-      </w:tr>
-    </w:tbl>
-    <w:p>
-      <w:pPr>
-        <w:spacing w:after="60"/>
-      </w:pPr>
-      <w:r>
-        <w:rPr>
-          <w:sz w:val="8"/>
-          <w:szCs w:val="8"/>
-        </w:rPr>
-        <w:t xml:space="preserve"/>
-      </w:r>
-    </w:p>
-    <w:p>
-      <w:pPr>
-        <w:pStyle w:val="Heading2"/>
-        <w:spacing w:after="90" w:before="220"/>
-      </w:pPr>
-      <w:r>
-        <w:rPr>
-          <w:b/>
-          <w:bCs/>
-          <w:color w:val="1B2138"/>
-          <w:sz w:val="25"/>
-          <w:szCs w:val="25"/>
-        </w:rPr>
-        <w:t xml:space="preserve">9.1 Method</w:t>
-      </w:r>
-    </w:p>
-    <w:p>
-      <w:pPr>
-        <w:pStyle w:val="ListParagraph"/>
-        <w:numPr>
-          <w:ilvl w:val="0"/>
-          <w:numId w:val="2"/>
-        </w:numPr>
-        <w:spacing w:after="60" w:line="264"/>
-      </w:pPr>
-      <w:r>
-        <w:rPr>
-          <w:color w:val="1B2138"/>
-          <w:sz w:val="21"/>
-          <w:szCs w:val="21"/>
-        </w:rPr>
-        <w:t xml:space="preserve">A benchmark runs a real assessment against production and times each POST /api/session/respond, plus a sweep of every read endpoint.</w:t>
-      </w:r>
-    </w:p>
-    <w:p>
-      <w:pPr>
-        <w:pStyle w:val="ListParagraph"/>
-        <w:numPr>
-          <w:ilvl w:val="0"/>
-          <w:numId w:val="2"/>
-        </w:numPr>
-        <w:spacing w:after="60" w:line="264"/>
-      </w:pPr>
-      <w:r>
-        <w:rPr>
-          <w:color w:val="1B2138"/>
-          <w:sz w:val="21"/>
-          <w:szCs w:val="21"/>
-        </w:rPr>
-        <w:t xml:space="preserve">Baseline: ~16–18 sequential D1 queries per answer; median respond ~480–610 ms; a fixed 350 ms client pre-submit delay on top.</w:t>
-      </w:r>
-    </w:p>
-    <w:p>
-      <w:pPr>
-        <w:pStyle w:val="Heading2"/>
-        <w:spacing w:after="90" w:before="220"/>
-      </w:pPr>
-      <w:r>
-        <w:rPr>
-          <w:b/>
-          <w:bCs/>
-          <w:color w:val="1B2138"/>
-          <w:sz w:val="25"/>
-          <w:szCs w:val="25"/>
-        </w:rPr>
-        <w:t xml:space="preserve">9.2 Changes (behaviour-preserving — all 136 e2e checks still pass)</w:t>
-      </w:r>
-    </w:p>
-    <w:p>
-      <w:pPr>
-        <w:pStyle w:val="ListParagraph"/>
-        <w:numPr>
-          <w:ilvl w:val="0"/>
-          <w:numId w:val="2"/>
-        </w:numPr>
-        <w:spacing w:after="60" w:line="264"/>
-      </w:pPr>
-      <w:r>
-        <w:rPr>
-          <w:color w:val="1B2138"/>
-          <w:sz w:val="21"/>
-          <w:szCs w:val="21"/>
-        </w:rPr>
-        <w:t xml:space="preserve">Parallelized independent reads with Promise.all (session+question; then trap+BKT-state+history).</w:t>
-      </w:r>
-    </w:p>
-    <w:p>
-      <w:pPr>
-        <w:pStyle w:val="ListParagraph"/>
-        <w:numPr>
-          <w:ilvl w:val="0"/>
-          <w:numId w:val="2"/>
-        </w:numPr>
-        <w:spacing w:after="60" w:line="264"/>
-      </w:pPr>
-      <w:r>
-        <w:rPr>
-          <w:color w:val="1B2138"/>
-          <w:sz w:val="21"/>
-          <w:szCs w:val="21"/>
-        </w:rPr>
-        <w:t xml:space="preserve">Removed a redundant re-read of the session — used the update() return value; ran the two writes concurrently.</w:t>
-      </w:r>
-    </w:p>
-    <w:p>
-      <w:pPr>
-        <w:pStyle w:val="ListParagraph"/>
-        <w:numPr>
-          <w:ilvl w:val="0"/>
-          <w:numId w:val="2"/>
-        </w:numPr>
-        <w:spacing w:after="60" w:line="264"/>
-      </w:pPr>
-      <w:r>
-        <w:rPr>
-          <w:color w:val="1B2138"/>
-          <w:sz w:val="21"/>
-          <w:szCs w:val="21"/>
-        </w:rPr>
-        <w:t xml:space="preserve">Introduced an in-isolate TTL cache (src/lib/engine/cache.ts) for near-static data (all skills, the knowledge graph, settings, the cross-session “seen” set); admin settings writes invalidate it.</w:t>
-      </w:r>
-    </w:p>
-    <w:p>
-      <w:pPr>
-        <w:pStyle w:val="ListParagraph"/>
-        <w:numPr>
-          <w:ilvl w:val="0"/>
-          <w:numId w:val="2"/>
-        </w:numPr>
-        <w:spacing w:after="60" w:line="264"/>
-      </w:pPr>
-      <w:r>
-        <w:rPr>
-          <w:color w:val="1B2138"/>
-          <w:sz w:val="21"/>
-          <w:szCs w:val="21"/>
-        </w:rPr>
-        <w:t xml:space="preserve">Trimmed the growing history query to only the columns the engine consumes.</w:t>
-      </w:r>
-    </w:p>
-    <w:p>
-      <w:pPr>
-        <w:pStyle w:val="ListParagraph"/>
-        <w:numPr>
-          <w:ilvl w:val="0"/>
-          <w:numId w:val="2"/>
-        </w:numPr>
-        <w:spacing w:after="60" w:line="264"/>
-      </w:pPr>
-      <w:r>
-        <w:rPr>
-          <w:color w:val="1B2138"/>
-          <w:sz w:val="21"/>
-          <w:szCs w:val="21"/>
-        </w:rPr>
-        <w:t xml:space="preserve">Skipped the “all skills mastered?” probe on wrong answers (mastery can’t rise).</w:t>
-      </w:r>
-    </w:p>
-    <w:p>
-      <w:pPr>
-        <w:pStyle w:val="ListParagraph"/>
-        <w:numPr>
-          <w:ilvl w:val="0"/>
-          <w:numId w:val="2"/>
-        </w:numPr>
-        <w:spacing w:after="60" w:line="264"/>
-      </w:pPr>
-      <w:r>
-        <w:rPr>
-          <w:color w:val="1B2138"/>
-          <w:sz w:val="21"/>
-          <w:szCs w:val="21"/>
-        </w:rPr>
-        <w:t xml:space="preserve">Client: submit immediately and overlap the 350 ms “choice-visible” beat with the network round trip.</w:t>
-      </w:r>
-    </w:p>
-    <w:p>
-      <w:pPr>
-        <w:pStyle w:val="ListParagraph"/>
-        <w:numPr>
-          <w:ilvl w:val="0"/>
-          <w:numId w:val="2"/>
-        </w:numPr>
-        <w:spacing w:after="60" w:line="264"/>
-      </w:pPr>
-      <w:r>
-        <w:rPr>
-          <w:color w:val="1B2138"/>
-          <w:sz w:val="21"/>
-          <w:szCs w:val="21"/>
-        </w:rPr>
-        <w:t xml:space="preserve">Applied the same treatment to the dashboard, content hub, and report endpoints.</w:t>
-      </w:r>
-    </w:p>
-    <w:tbl>
-      <w:tblPr>
-        <w:tblW w:type="dxa" w:w="9026"/>
-        <w:tblBorders>
-          <w:top w:val="none" w:color="FFFFFF" w:sz="0"/>
-          <w:left w:val="none" w:color="FFFFFF" w:sz="0"/>
-          <w:bottom w:val="none" w:color="FFFFFF" w:sz="0"/>
-          <w:right w:val="none" w:color="FFFFFF" w:sz="0"/>
-          <w:insideH w:val="none" w:color="FFFFFF" w:sz="0"/>
-          <w:insideV w:val="none" w:color="FFFFFF" w:sz="0"/>
-        </w:tblBorders>
-      </w:tblPr>
-      <w:tblGrid>
-        <w:gridCol w:w="9026"/>
-      </w:tblGrid>
-      <w:tr>
-        <w:tc>
-          <w:tcPr>
-            <w:tcW w:type="dxa" w:w="9026"/>
-            <w:shd w:fill="E9FBF0" w:val="clear"/>
-            <w:tcMar>
-              <w:top w:type="dxa" w:w="90"/>
-              <w:left w:type="dxa" w:w="160"/>
-              <w:bottom w:type="dxa" w:w="90"/>
-              <w:right w:type="dxa" w:w="160"/>
-            </w:tcMar>
-          </w:tcPr>
-          <w:p>
-            <w:pPr>
-              <w:spacing w:after="0" w:line="264"/>
-            </w:pPr>
-            <w:r>
-              <w:rPr>
-                <w:b/>
-                <w:bCs/>
-                <w:caps/>
-                <w:color w:val="047857"/>
-                <w:sz w:val="18"/>
-                <w:szCs w:val="18"/>
-              </w:rPr>
-              <w:t xml:space="preserve">📷 Insert screenshot — Benchmark before/after  </w:t>
-            </w:r>
-            <w:r>
-              <w:rPr>
-                <w:color w:val="1B2138"/>
-                <w:sz w:val="20"/>
-                <w:szCs w:val="20"/>
-              </w:rPr>
-              <w:t xml:space="preserve">Two terminal captures of the benchmark side by side: baseline medians vs. optimized medians.</w:t>
-            </w:r>
-          </w:p>
-        </w:tc>
-      </w:tr>
-    </w:tbl>
-    <w:p>
-      <w:r>
-        <w:br w:type="page"/>
-      </w:r>
-    </w:p>
-    <w:p>
-      <w:pPr>
-        <w:pStyle w:val="Heading1"/>
-        <w:spacing w:after="140" w:before="320"/>
-      </w:pPr>
-      <w:r>
-        <w:rPr>
-          <w:b/>
-          <w:bCs/>
-          <w:color w:val="4F46E5"/>
-          <w:sz w:val="30"/>
-          <w:szCs w:val="30"/>
-        </w:rPr>
-        <w:t xml:space="preserve">Phase 10 — Testing &amp; Verification</w:t>
-      </w:r>
-    </w:p>
-    <w:p>
-      <w:pPr>
-        <w:pStyle w:val="ListParagraph"/>
-        <w:numPr>
-          <w:ilvl w:val="0"/>
-          <w:numId w:val="2"/>
-        </w:numPr>
-        <w:spacing w:after="60" w:line="264"/>
-      </w:pPr>
-      <w:r>
-        <w:rPr>
-          <w:rFonts w:ascii="Consolas" w:cs="Consolas" w:eastAsia="Consolas" w:hAnsi="Consolas"/>
-          <w:color w:val="334155"/>
-          <w:sz w:val="19"/>
-          <w:szCs w:val="19"/>
-        </w:rPr>
-        <w:t xml:space="preserve">scripts/e2e.ts</w:t>
-      </w:r>
-      <w:r>
-        <w:t xml:space="preserve"> (npm run e2e) — 136 end-to-end checks driving the real HTTP API: the full assessment lifecycle, report + analysis, admin auth and every admin view, the content portal, and RBAC denial (viewer gets 403 on privileged routes). Correct answers are read from the local D1 so both all-correct and all-wrong runs can be asserted.</w:t>
-      </w:r>
-    </w:p>
-    <w:p>
-      <w:pPr>
-        <w:pStyle w:val="ListParagraph"/>
-        <w:numPr>
-          <w:ilvl w:val="0"/>
-          <w:numId w:val="2"/>
-        </w:numPr>
-        <w:spacing w:after="60" w:line="264"/>
-      </w:pPr>
-      <w:r>
-        <w:rPr>
-          <w:rFonts w:ascii="Consolas" w:cs="Consolas" w:eastAsia="Consolas" w:hAnsi="Consolas"/>
-          <w:color w:val="334155"/>
-          <w:sz w:val="19"/>
-          <w:szCs w:val="19"/>
-        </w:rPr>
-        <w:t xml:space="preserve">npx tsc --noEmit</w:t>
-      </w:r>
-      <w:r>
-        <w:t xml:space="preserve"> gates every change.</w:t>
-      </w:r>
-    </w:p>
-    <w:p>
-      <w:pPr>
-        <w:pStyle w:val="ListParagraph"/>
-        <w:numPr>
-          <w:ilvl w:val="0"/>
-          <w:numId w:val="2"/>
-        </w:numPr>
-        <w:spacing w:after="60" w:line="264"/>
-      </w:pPr>
-      <w:r>
-        <w:rPr>
-          <w:b/>
-          <w:bCs/>
-        </w:rPr>
-        <w:t xml:space="preserve">Browser verification </w:t>
-      </w:r>
-      <w:r>
-        <w:t xml:space="preserve">via the accessibility tree / DOM and console; production screenshots for docs are captured with headless Chrome (authenticated pages driven via the DevTools Protocol with the admin cookie).</w:t>
-      </w:r>
-    </w:p>
-    <w:tbl>
-      <w:tblPr>
-        <w:tblW w:type="dxa" w:w="9026"/>
-        <w:tblBorders>
-          <w:top w:val="none" w:color="FFFFFF" w:sz="0"/>
-          <w:left w:val="none" w:color="FFFFFF" w:sz="0"/>
-          <w:bottom w:val="none" w:color="FFFFFF" w:sz="0"/>
-          <w:right w:val="none" w:color="FFFFFF" w:sz="0"/>
-          <w:insideH w:val="none" w:color="FFFFFF" w:sz="0"/>
-          <w:insideV w:val="none" w:color="FFFFFF" w:sz="0"/>
-        </w:tblBorders>
-      </w:tblPr>
-      <w:tblGrid>
-        <w:gridCol w:w="9026"/>
-      </w:tblGrid>
-      <w:tr>
-        <w:tc>
-          <w:tcPr>
-            <w:tcW w:type="dxa" w:w="9026"/>
-            <w:shd w:fill="E9FBF0" w:val="clear"/>
-            <w:tcMar>
-              <w:top w:type="dxa" w:w="90"/>
-              <w:left w:type="dxa" w:w="160"/>
-              <w:bottom w:type="dxa" w:w="90"/>
-              <w:right w:type="dxa" w:w="160"/>
-            </w:tcMar>
-          </w:tcPr>
-          <w:p>
-            <w:pPr>
-              <w:spacing w:after="0" w:line="264"/>
-            </w:pPr>
-            <w:r>
-              <w:rPr>
-                <w:b/>
-                <w:bCs/>
-                <w:caps/>
-                <w:color w:val="047857"/>
-                <w:sz w:val="18"/>
-                <w:szCs w:val="18"/>
-              </w:rPr>
-              <w:t xml:space="preserve">📷 Insert screenshot — e2e output  </w:t>
+              <w:t xml:space="preserve">📷 Capture — e2e output  </w:t>
             </w:r>
             <w:r>
               <w:rPr>
